--- a/hw/santorum/u1/hw08SaveInformationInCsvAndTxt/HM08 Save information in csv and txt.docx
+++ b/hw/santorum/u1/hw08SaveInformationInCsvAndTxt/HM08 Save information in csv and txt.docx
@@ -439,46 +439,456 @@
     </w:p>
     <w:p>
       <w:pPr>
-        <w:rPr>
-          <w:rFonts w:ascii="Times New Roman" w:cs="Times New Roman" w:eastAsia="Times New Roman" w:hAnsi="Times New Roman"/>
-          <w:b w:val="1"/>
-          <w:sz w:val="36"/>
-          <w:szCs w:val="36"/>
-        </w:rPr>
-      </w:pPr>
-      <w:r>
+        <w:spacing w:after="240" w:lineRule="auto"/>
+        <w:jc w:val="center"/>
+        <w:rPr>
+          <w:rFonts w:ascii="Times New Roman" w:cs="Times New Roman" w:eastAsia="Times New Roman" w:hAnsi="Times New Roman"/>
+          <w:b w:val="1"/>
+          <w:sz w:val="36"/>
+          <w:szCs w:val="36"/>
+        </w:rPr>
+      </w:pPr>
+      <w:r>
+        <w:rPr>
+          <w:rFonts w:ascii="Times New Roman" w:cs="Times New Roman" w:eastAsia="Times New Roman" w:hAnsi="Times New Roman"/>
+          <w:b w:val="1"/>
+          <w:sz w:val="36"/>
+          <w:szCs w:val="36"/>
+          <w:rtl w:val="0"/>
+        </w:rPr>
+        <w:t xml:space="preserve">Consult</w:t>
+      </w:r>
+    </w:p>
+    <w:p>
+      <w:pPr>
+        <w:spacing w:after="240" w:before="240" w:lineRule="auto"/>
+        <w:jc w:val="center"/>
+        <w:rPr>
+          <w:rFonts w:ascii="Times New Roman" w:cs="Times New Roman" w:eastAsia="Times New Roman" w:hAnsi="Times New Roman"/>
+          <w:b w:val="1"/>
+          <w:sz w:val="36"/>
+          <w:szCs w:val="36"/>
+        </w:rPr>
+      </w:pPr>
+      <w:r>
+        <w:rPr>
+          <w:rFonts w:ascii="Times New Roman" w:cs="Times New Roman" w:eastAsia="Times New Roman" w:hAnsi="Times New Roman"/>
+          <w:b w:val="1"/>
+          <w:sz w:val="36"/>
+          <w:szCs w:val="36"/>
+          <w:rtl w:val="0"/>
+        </w:rPr>
+        <w:t xml:space="preserve">CSV save information in csv and txt</w:t>
+      </w:r>
+    </w:p>
+    <w:p>
+      <w:pPr>
+        <w:spacing w:after="240" w:before="240" w:lineRule="auto"/>
+        <w:rPr>
+          <w:rFonts w:ascii="Times New Roman" w:cs="Times New Roman" w:eastAsia="Times New Roman" w:hAnsi="Times New Roman"/>
+          <w:b w:val="1"/>
+          <w:sz w:val="36"/>
+          <w:szCs w:val="36"/>
+        </w:rPr>
+      </w:pPr>
+      <w:r>
+        <w:rPr>
+          <w:rFonts w:ascii="Times New Roman" w:cs="Times New Roman" w:eastAsia="Times New Roman" w:hAnsi="Times New Roman"/>
+          <w:b w:val="1"/>
+          <w:sz w:val="36"/>
+          <w:szCs w:val="36"/>
+          <w:rtl w:val="0"/>
+        </w:rPr>
+        <w:t xml:space="preserve"> </w:t>
+      </w:r>
+    </w:p>
+    <w:p>
+      <w:pPr>
+        <w:spacing w:after="240" w:before="240" w:lineRule="auto"/>
+        <w:rPr>
+          <w:rFonts w:ascii="Times New Roman" w:cs="Times New Roman" w:eastAsia="Times New Roman" w:hAnsi="Times New Roman"/>
+          <w:b w:val="1"/>
+          <w:sz w:val="24"/>
+          <w:szCs w:val="24"/>
+        </w:rPr>
+      </w:pPr>
+      <w:r>
+        <w:rPr>
+          <w:rFonts w:ascii="Times New Roman" w:cs="Times New Roman" w:eastAsia="Times New Roman" w:hAnsi="Times New Roman"/>
+          <w:b w:val="1"/>
+          <w:sz w:val="24"/>
+          <w:szCs w:val="24"/>
+          <w:rtl w:val="0"/>
+        </w:rPr>
+        <w:t xml:space="preserve">CSV (Comma-Separated Values)</w:t>
+      </w:r>
+    </w:p>
+    <w:p>
+      <w:pPr>
+        <w:spacing w:after="240" w:before="240" w:lineRule="auto"/>
+        <w:rPr>
+          <w:rFonts w:ascii="Times New Roman" w:cs="Times New Roman" w:eastAsia="Times New Roman" w:hAnsi="Times New Roman"/>
+          <w:b w:val="1"/>
+          <w:sz w:val="24"/>
+          <w:szCs w:val="24"/>
+        </w:rPr>
+      </w:pPr>
+      <w:r>
+        <w:rPr>
+          <w:rFonts w:ascii="Times New Roman" w:cs="Times New Roman" w:eastAsia="Times New Roman" w:hAnsi="Times New Roman"/>
+          <w:b w:val="1"/>
+          <w:sz w:val="24"/>
+          <w:szCs w:val="24"/>
+          <w:rtl w:val="0"/>
+        </w:rPr>
+        <w:t xml:space="preserve">A CSV file stores tabular data in plain text, where each line is a row and each value is separated by a comma (,). Commonly used for spreadsheets and simple databases.</w:t>
+        <w:br w:type="textWrapping"/>
+        <w:br w:type="textWrapping"/>
+      </w:r>
+    </w:p>
+    <w:p>
+      <w:pPr>
+        <w:spacing w:after="240" w:before="240" w:lineRule="auto"/>
+        <w:rPr>
+          <w:rFonts w:ascii="Times New Roman" w:cs="Times New Roman" w:eastAsia="Times New Roman" w:hAnsi="Times New Roman"/>
+          <w:b w:val="1"/>
+          <w:sz w:val="24"/>
+          <w:szCs w:val="24"/>
+        </w:rPr>
+      </w:pPr>
+      <w:r>
+        <w:rPr>
+          <w:rFonts w:ascii="Times New Roman" w:cs="Times New Roman" w:eastAsia="Times New Roman" w:hAnsi="Times New Roman"/>
+          <w:b w:val="1"/>
+          <w:sz w:val="24"/>
+          <w:szCs w:val="24"/>
+          <w:rtl w:val="0"/>
+        </w:rPr>
+        <w:t xml:space="preserve">TXT (Text File)</w:t>
+      </w:r>
+    </w:p>
+    <w:p>
+      <w:pPr>
+        <w:spacing w:after="240" w:before="240" w:lineRule="auto"/>
+        <w:rPr>
+          <w:rFonts w:ascii="Times New Roman" w:cs="Times New Roman" w:eastAsia="Times New Roman" w:hAnsi="Times New Roman"/>
+          <w:b w:val="1"/>
+          <w:sz w:val="24"/>
+          <w:szCs w:val="24"/>
+        </w:rPr>
+      </w:pPr>
+      <w:r>
+        <w:rPr>
+          <w:rFonts w:ascii="Times New Roman" w:cs="Times New Roman" w:eastAsia="Times New Roman" w:hAnsi="Times New Roman"/>
+          <w:b w:val="1"/>
+          <w:sz w:val="24"/>
+          <w:szCs w:val="24"/>
+          <w:rtl w:val="0"/>
+        </w:rPr>
+        <w:t xml:space="preserve">A TXT file is a plain text file. You can store any kind of textual information. Unlike CSV, it does not require a specific structure, but you can format it however you want.</w:t>
+        <w:br w:type="textWrapping"/>
+        <w:br w:type="textWrapping"/>
+      </w:r>
+    </w:p>
+    <w:p>
+      <w:pPr>
+        <w:spacing w:after="240" w:before="240" w:lineRule="auto"/>
+        <w:rPr>
+          <w:rFonts w:ascii="Times New Roman" w:cs="Times New Roman" w:eastAsia="Times New Roman" w:hAnsi="Times New Roman"/>
+          <w:b w:val="1"/>
+          <w:sz w:val="24"/>
+          <w:szCs w:val="24"/>
+        </w:rPr>
+      </w:pPr>
+      <w:r>
+        <w:rPr>
+          <w:rFonts w:ascii="Times New Roman" w:cs="Times New Roman" w:eastAsia="Times New Roman" w:hAnsi="Times New Roman"/>
+          <w:b w:val="1"/>
+          <w:sz w:val="24"/>
+          <w:szCs w:val="24"/>
+          <w:rtl w:val="0"/>
+        </w:rPr>
+        <w:t xml:space="preserve">Reading CSV</w:t>
+      </w:r>
+    </w:p>
+    <w:p>
+      <w:pPr>
+        <w:spacing w:after="240" w:before="240" w:lineRule="auto"/>
+        <w:rPr>
+          <w:rFonts w:ascii="Times New Roman" w:cs="Times New Roman" w:eastAsia="Times New Roman" w:hAnsi="Times New Roman"/>
+          <w:b w:val="1"/>
+          <w:sz w:val="24"/>
+          <w:szCs w:val="24"/>
+        </w:rPr>
+      </w:pPr>
+      <w:r>
+        <w:rPr>
+          <w:rFonts w:ascii="Times New Roman" w:cs="Times New Roman" w:eastAsia="Times New Roman" w:hAnsi="Times New Roman"/>
+          <w:b w:val="1"/>
+          <w:sz w:val="24"/>
+          <w:szCs w:val="24"/>
+          <w:rtl w:val="0"/>
+        </w:rPr>
+        <w:t xml:space="preserve">You can read CSV files to access or process the data. Libraries like Python’s pandas or built-in csv module make this easy.</w:t>
+        <w:br w:type="textWrapping"/>
+        <w:br w:type="textWrapping"/>
+      </w:r>
+    </w:p>
+    <w:p>
+      <w:pPr>
+        <w:spacing w:after="240" w:before="240" w:lineRule="auto"/>
+        <w:rPr>
+          <w:rFonts w:ascii="Times New Roman" w:cs="Times New Roman" w:eastAsia="Times New Roman" w:hAnsi="Times New Roman"/>
+          <w:b w:val="1"/>
+          <w:sz w:val="24"/>
+          <w:szCs w:val="24"/>
+        </w:rPr>
+      </w:pPr>
+      <w:r>
+        <w:rPr>
+          <w:rFonts w:ascii="Times New Roman" w:cs="Times New Roman" w:eastAsia="Times New Roman" w:hAnsi="Times New Roman"/>
+          <w:b w:val="1"/>
+          <w:sz w:val="24"/>
+          <w:szCs w:val="24"/>
+          <w:rtl w:val="0"/>
+        </w:rPr>
+        <w:t xml:space="preserve">Saving Data to CSV</w:t>
+      </w:r>
+    </w:p>
+    <w:p>
+      <w:pPr>
+        <w:spacing w:after="240" w:before="240" w:lineRule="auto"/>
+        <w:rPr>
+          <w:rFonts w:ascii="Times New Roman" w:cs="Times New Roman" w:eastAsia="Times New Roman" w:hAnsi="Times New Roman"/>
+          <w:b w:val="1"/>
+          <w:sz w:val="24"/>
+          <w:szCs w:val="24"/>
+        </w:rPr>
+      </w:pPr>
+      <w:r>
+        <w:rPr>
+          <w:rFonts w:ascii="Times New Roman" w:cs="Times New Roman" w:eastAsia="Times New Roman" w:hAnsi="Times New Roman"/>
+          <w:b w:val="1"/>
+          <w:sz w:val="24"/>
+          <w:szCs w:val="24"/>
+          <w:rtl w:val="0"/>
+        </w:rPr>
+        <w:t xml:space="preserve">You can export data to CSV to keep a structured record</w:t>
+      </w:r>
+    </w:p>
+    <w:p>
+      <w:pPr>
+        <w:spacing w:after="240" w:before="240" w:lineRule="auto"/>
+        <w:rPr>
+          <w:rFonts w:ascii="Times New Roman" w:cs="Times New Roman" w:eastAsia="Times New Roman" w:hAnsi="Times New Roman"/>
+          <w:b w:val="1"/>
+          <w:sz w:val="24"/>
+          <w:szCs w:val="24"/>
+        </w:rPr>
+      </w:pPr>
+      <w:r>
+        <w:rPr>
+          <w:rFonts w:ascii="Times New Roman" w:cs="Times New Roman" w:eastAsia="Times New Roman" w:hAnsi="Times New Roman"/>
+          <w:b w:val="1"/>
+          <w:sz w:val="24"/>
+          <w:szCs w:val="24"/>
+          <w:rtl w:val="0"/>
+        </w:rPr>
+        <w:t xml:space="preserve"> </w:t>
+      </w:r>
+    </w:p>
+    <w:p>
+      <w:pPr>
+        <w:spacing w:after="240" w:before="240" w:lineRule="auto"/>
+        <w:rPr>
+          <w:rFonts w:ascii="Times New Roman" w:cs="Times New Roman" w:eastAsia="Times New Roman" w:hAnsi="Times New Roman"/>
+          <w:b w:val="1"/>
+          <w:sz w:val="24"/>
+          <w:szCs w:val="24"/>
+        </w:rPr>
+      </w:pPr>
+      <w:r>
+        <w:rPr>
+          <w:rFonts w:ascii="Times New Roman" w:cs="Times New Roman" w:eastAsia="Times New Roman" w:hAnsi="Times New Roman"/>
+          <w:b w:val="1"/>
+          <w:sz w:val="24"/>
+          <w:szCs w:val="24"/>
+          <w:rtl w:val="0"/>
+        </w:rPr>
+        <w:t xml:space="preserve">Saving Data to TXT</w:t>
+      </w:r>
+    </w:p>
+    <w:p>
+      <w:pPr>
+        <w:spacing w:after="240" w:before="240" w:lineRule="auto"/>
+        <w:rPr>
+          <w:rFonts w:ascii="Times New Roman" w:cs="Times New Roman" w:eastAsia="Times New Roman" w:hAnsi="Times New Roman"/>
+          <w:b w:val="1"/>
+          <w:sz w:val="24"/>
+          <w:szCs w:val="24"/>
+        </w:rPr>
+      </w:pPr>
+      <w:r>
+        <w:rPr>
+          <w:rFonts w:ascii="Times New Roman" w:cs="Times New Roman" w:eastAsia="Times New Roman" w:hAnsi="Times New Roman"/>
+          <w:b w:val="1"/>
+          <w:sz w:val="24"/>
+          <w:szCs w:val="24"/>
+          <w:rtl w:val="0"/>
+        </w:rPr>
+        <w:t xml:space="preserve">You can save simple or formatted data as TXT. It’s flexible and easy to read, but less structured than CSV.</w:t>
+      </w:r>
+    </w:p>
+    <w:p>
+      <w:pPr>
+        <w:spacing w:after="240" w:before="240" w:lineRule="auto"/>
+        <w:rPr>
+          <w:rFonts w:ascii="Times New Roman" w:cs="Times New Roman" w:eastAsia="Times New Roman" w:hAnsi="Times New Roman"/>
+          <w:b w:val="1"/>
+          <w:sz w:val="36"/>
+          <w:szCs w:val="36"/>
+        </w:rPr>
+      </w:pPr>
+      <w:r>
+        <w:rPr>
+          <w:rFonts w:ascii="Times New Roman" w:cs="Times New Roman" w:eastAsia="Times New Roman" w:hAnsi="Times New Roman"/>
+          <w:b w:val="1"/>
+          <w:sz w:val="36"/>
+          <w:szCs w:val="36"/>
+          <w:rtl w:val="0"/>
+        </w:rPr>
+        <w:t xml:space="preserve"> </w:t>
+      </w:r>
+    </w:p>
+    <w:p>
+      <w:pPr>
+        <w:spacing w:after="240" w:before="240" w:lineRule="auto"/>
         <w:rPr>
           <w:rFonts w:ascii="Times New Roman" w:cs="Times New Roman" w:eastAsia="Times New Roman" w:hAnsi="Times New Roman"/>
           <w:b w:val="1"/>
           <w:sz w:val="28"/>
           <w:szCs w:val="28"/>
+        </w:rPr>
+      </w:pPr>
+      <w:r>
+        <w:rPr>
+          <w:rFonts w:ascii="Times New Roman" w:cs="Times New Roman" w:eastAsia="Times New Roman" w:hAnsi="Times New Roman"/>
+          <w:b w:val="1"/>
+          <w:sz w:val="28"/>
+          <w:szCs w:val="28"/>
+          <w:rtl w:val="0"/>
+        </w:rPr>
+        <w:t xml:space="preserve"> </w:t>
+      </w:r>
+    </w:p>
+    <w:p>
+      <w:pPr>
+        <w:spacing w:after="240" w:before="240" w:lineRule="auto"/>
+        <w:rPr>
+          <w:rFonts w:ascii="Times New Roman" w:cs="Times New Roman" w:eastAsia="Times New Roman" w:hAnsi="Times New Roman"/>
+          <w:b w:val="1"/>
+          <w:sz w:val="28"/>
+          <w:szCs w:val="28"/>
+        </w:rPr>
+      </w:pPr>
+      <w:r>
+        <w:rPr>
+          <w:rFonts w:ascii="Times New Roman" w:cs="Times New Roman" w:eastAsia="Times New Roman" w:hAnsi="Times New Roman"/>
+          <w:b w:val="1"/>
+          <w:sz w:val="28"/>
+          <w:szCs w:val="28"/>
+          <w:rtl w:val="0"/>
+        </w:rPr>
+        <w:t xml:space="preserve">Example</w:t>
+      </w:r>
+    </w:p>
+    <w:p>
+      <w:pPr>
+        <w:spacing w:after="240" w:before="240" w:lineRule="auto"/>
+        <w:rPr>
+          <w:rFonts w:ascii="Times New Roman" w:cs="Times New Roman" w:eastAsia="Times New Roman" w:hAnsi="Times New Roman"/>
+          <w:b w:val="1"/>
+          <w:sz w:val="28"/>
+          <w:szCs w:val="28"/>
+        </w:rPr>
+      </w:pPr>
+      <w:r>
+        <w:rPr>
+          <w:rFonts w:ascii="Times New Roman" w:cs="Times New Roman" w:eastAsia="Times New Roman" w:hAnsi="Times New Roman"/>
+          <w:b w:val="1"/>
+          <w:sz w:val="28"/>
+          <w:szCs w:val="28"/>
+          <w:rtl w:val="0"/>
+        </w:rPr>
+        <w:t xml:space="preserve"> </w:t>
+      </w:r>
+    </w:p>
+    <w:p>
+      <w:pPr>
+        <w:spacing w:after="240" w:before="240" w:lineRule="auto"/>
+        <w:rPr>
+          <w:rFonts w:ascii="Times New Roman" w:cs="Times New Roman" w:eastAsia="Times New Roman" w:hAnsi="Times New Roman"/>
+          <w:b w:val="1"/>
+          <w:sz w:val="28"/>
+          <w:szCs w:val="28"/>
+        </w:rPr>
+      </w:pPr>
+      <w:r>
+        <w:rPr>
+          <w:rFonts w:ascii="Times New Roman" w:cs="Times New Roman" w:eastAsia="Times New Roman" w:hAnsi="Times New Roman"/>
+          <w:b w:val="1"/>
+          <w:sz w:val="28"/>
+          <w:szCs w:val="28"/>
+          <w:rtl w:val="0"/>
+        </w:rPr>
+        <w:t xml:space="preserve"> </w:t>
+      </w:r>
+    </w:p>
+    <w:p>
+      <w:pPr>
+        <w:spacing w:after="240" w:before="240" w:lineRule="auto"/>
+        <w:rPr>
+          <w:rFonts w:ascii="Times New Roman" w:cs="Times New Roman" w:eastAsia="Times New Roman" w:hAnsi="Times New Roman"/>
+          <w:b w:val="1"/>
+          <w:sz w:val="28"/>
+          <w:szCs w:val="28"/>
+        </w:rPr>
+      </w:pPr>
+      <w:r>
+        <w:rPr>
+          <w:rFonts w:ascii="Times New Roman" w:cs="Times New Roman" w:eastAsia="Times New Roman" w:hAnsi="Times New Roman"/>
+          <w:b w:val="1"/>
+          <w:sz w:val="28"/>
+          <w:szCs w:val="28"/>
           <w:rtl w:val="0"/>
         </w:rPr>
         <w:t xml:space="preserve">In python.</w:t>
       </w:r>
-      <w:r>
-        <w:rPr>
-          <w:rtl w:val="0"/>
-        </w:rPr>
-      </w:r>
-    </w:p>
-    <w:p>
-      <w:pPr>
-        <w:rPr>
-          <w:rFonts w:ascii="Times New Roman" w:cs="Times New Roman" w:eastAsia="Times New Roman" w:hAnsi="Times New Roman"/>
-          <w:b w:val="1"/>
-          <w:sz w:val="36"/>
-          <w:szCs w:val="36"/>
-        </w:rPr>
-      </w:pPr>
-      <w:r>
-        <w:rPr>
-          <w:rtl w:val="0"/>
-        </w:rPr>
-      </w:r>
-    </w:p>
-    <w:p>
-      <w:pPr>
+    </w:p>
+    <w:p>
+      <w:pPr>
+        <w:spacing w:after="240" w:before="240" w:lineRule="auto"/>
+        <w:rPr>
+          <w:rFonts w:ascii="Times New Roman" w:cs="Times New Roman" w:eastAsia="Times New Roman" w:hAnsi="Times New Roman"/>
+          <w:b w:val="1"/>
+          <w:sz w:val="36"/>
+          <w:szCs w:val="36"/>
+        </w:rPr>
+      </w:pPr>
+      <w:r>
+        <w:rPr>
+          <w:rFonts w:ascii="Times New Roman" w:cs="Times New Roman" w:eastAsia="Times New Roman" w:hAnsi="Times New Roman"/>
+          <w:b w:val="1"/>
+          <w:sz w:val="36"/>
+          <w:szCs w:val="36"/>
+          <w:rtl w:val="0"/>
+        </w:rPr>
+        <w:t xml:space="preserve"> </w:t>
+      </w:r>
+    </w:p>
+    <w:p>
+      <w:pPr>
+        <w:spacing w:after="240" w:before="240" w:lineRule="auto"/>
         <w:rPr>
           <w:rFonts w:ascii="Times New Roman" w:cs="Times New Roman" w:eastAsia="Times New Roman" w:hAnsi="Times New Roman"/>
           <w:b w:val="1"/>
@@ -499,76 +909,60 @@
     </w:p>
     <w:p>
       <w:pPr>
-        <w:rPr>
-          <w:rFonts w:ascii="Times New Roman" w:cs="Times New Roman" w:eastAsia="Times New Roman" w:hAnsi="Times New Roman"/>
-          <w:sz w:val="24"/>
-          <w:szCs w:val="24"/>
-        </w:rPr>
-      </w:pPr>
-      <w:r>
-        <w:rPr>
-          <w:rFonts w:ascii="Times New Roman" w:cs="Times New Roman" w:eastAsia="Times New Roman" w:hAnsi="Times New Roman"/>
-          <w:b w:val="1"/>
-          <w:sz w:val="24"/>
-          <w:szCs w:val="24"/>
-          <w:rtl w:val="0"/>
-        </w:rPr>
-        <w:t xml:space="preserve">import </w:t>
-      </w:r>
-      <w:r>
-        <w:rPr>
-          <w:rFonts w:ascii="Times New Roman" w:cs="Times New Roman" w:eastAsia="Times New Roman" w:hAnsi="Times New Roman"/>
-          <w:sz w:val="24"/>
-          <w:szCs w:val="24"/>
-          <w:rtl w:val="0"/>
-        </w:rPr>
-        <w:t xml:space="preserve">panda</w:t>
-      </w:r>
-      <w:r>
-        <w:rPr>
-          <w:rFonts w:ascii="Times New Roman" w:cs="Times New Roman" w:eastAsia="Times New Roman" w:hAnsi="Times New Roman"/>
-          <w:b w:val="1"/>
-          <w:sz w:val="24"/>
-          <w:szCs w:val="24"/>
-          <w:rtl w:val="0"/>
-        </w:rPr>
-        <w:t xml:space="preserve">s as</w:t>
-      </w:r>
-      <w:r>
-        <w:rPr>
-          <w:rFonts w:ascii="Times New Roman" w:cs="Times New Roman" w:eastAsia="Times New Roman" w:hAnsi="Times New Roman"/>
-          <w:sz w:val="24"/>
-          <w:szCs w:val="24"/>
-          <w:rtl w:val="0"/>
-        </w:rPr>
-        <w:t xml:space="preserve"> pd</w:t>
-      </w:r>
-    </w:p>
-    <w:p>
-      <w:pPr>
-        <w:rPr>
-          <w:rFonts w:ascii="Times New Roman" w:cs="Times New Roman" w:eastAsia="Times New Roman" w:hAnsi="Times New Roman"/>
-          <w:sz w:val="24"/>
-          <w:szCs w:val="24"/>
-        </w:rPr>
-      </w:pPr>
-      <w:r>
-        <w:rPr>
-          <w:rtl w:val="0"/>
-        </w:rPr>
-      </w:r>
-    </w:p>
-    <w:p>
-      <w:pPr>
-        <w:rPr>
-          <w:rFonts w:ascii="Times New Roman" w:cs="Times New Roman" w:eastAsia="Times New Roman" w:hAnsi="Times New Roman"/>
-          <w:sz w:val="24"/>
-          <w:szCs w:val="24"/>
-        </w:rPr>
-      </w:pPr>
-      <w:r>
-        <w:rPr>
-          <w:rFonts w:ascii="Times New Roman" w:cs="Times New Roman" w:eastAsia="Times New Roman" w:hAnsi="Times New Roman"/>
+        <w:spacing w:after="240" w:before="240" w:lineRule="auto"/>
+        <w:rPr>
+          <w:rFonts w:ascii="Times New Roman" w:cs="Times New Roman" w:eastAsia="Times New Roman" w:hAnsi="Times New Roman"/>
+          <w:b w:val="1"/>
+          <w:sz w:val="24"/>
+          <w:szCs w:val="24"/>
+        </w:rPr>
+      </w:pPr>
+      <w:r>
+        <w:rPr>
+          <w:rFonts w:ascii="Times New Roman" w:cs="Times New Roman" w:eastAsia="Times New Roman" w:hAnsi="Times New Roman"/>
+          <w:b w:val="1"/>
+          <w:sz w:val="24"/>
+          <w:szCs w:val="24"/>
+          <w:rtl w:val="0"/>
+        </w:rPr>
+        <w:t xml:space="preserve">import pandas as pd</w:t>
+      </w:r>
+    </w:p>
+    <w:p>
+      <w:pPr>
+        <w:spacing w:after="240" w:before="240" w:lineRule="auto"/>
+        <w:rPr>
+          <w:rFonts w:ascii="Times New Roman" w:cs="Times New Roman" w:eastAsia="Times New Roman" w:hAnsi="Times New Roman"/>
+          <w:b w:val="1"/>
+          <w:sz w:val="24"/>
+          <w:szCs w:val="24"/>
+        </w:rPr>
+      </w:pPr>
+      <w:r>
+        <w:rPr>
+          <w:rFonts w:ascii="Times New Roman" w:cs="Times New Roman" w:eastAsia="Times New Roman" w:hAnsi="Times New Roman"/>
+          <w:b w:val="1"/>
+          <w:sz w:val="24"/>
+          <w:szCs w:val="24"/>
+          <w:rtl w:val="0"/>
+        </w:rPr>
+        <w:t xml:space="preserve"> </w:t>
+      </w:r>
+    </w:p>
+    <w:p>
+      <w:pPr>
+        <w:spacing w:after="240" w:before="240" w:lineRule="auto"/>
+        <w:rPr>
+          <w:rFonts w:ascii="Times New Roman" w:cs="Times New Roman" w:eastAsia="Times New Roman" w:hAnsi="Times New Roman"/>
+          <w:b w:val="1"/>
+          <w:sz w:val="24"/>
+          <w:szCs w:val="24"/>
+        </w:rPr>
+      </w:pPr>
+      <w:r>
+        <w:rPr>
+          <w:rFonts w:ascii="Times New Roman" w:cs="Times New Roman" w:eastAsia="Times New Roman" w:hAnsi="Times New Roman"/>
+          <w:b w:val="1"/>
           <w:sz w:val="24"/>
           <w:szCs w:val="24"/>
           <w:rtl w:val="0"/>
@@ -578,15 +972,18 @@
     </w:p>
     <w:p>
       <w:pPr>
-        <w:rPr>
-          <w:rFonts w:ascii="Times New Roman" w:cs="Times New Roman" w:eastAsia="Times New Roman" w:hAnsi="Times New Roman"/>
-          <w:sz w:val="24"/>
-          <w:szCs w:val="24"/>
-        </w:rPr>
-      </w:pPr>
-      <w:r>
-        <w:rPr>
-          <w:rFonts w:ascii="Times New Roman" w:cs="Times New Roman" w:eastAsia="Times New Roman" w:hAnsi="Times New Roman"/>
+        <w:spacing w:after="240" w:before="240" w:lineRule="auto"/>
+        <w:rPr>
+          <w:rFonts w:ascii="Times New Roman" w:cs="Times New Roman" w:eastAsia="Times New Roman" w:hAnsi="Times New Roman"/>
+          <w:b w:val="1"/>
+          <w:sz w:val="24"/>
+          <w:szCs w:val="24"/>
+        </w:rPr>
+      </w:pPr>
+      <w:r>
+        <w:rPr>
+          <w:rFonts w:ascii="Times New Roman" w:cs="Times New Roman" w:eastAsia="Times New Roman" w:hAnsi="Times New Roman"/>
+          <w:b w:val="1"/>
           <w:sz w:val="24"/>
           <w:szCs w:val="24"/>
           <w:rtl w:val="0"/>
@@ -596,15 +993,18 @@
     </w:p>
     <w:p>
       <w:pPr>
-        <w:rPr>
-          <w:rFonts w:ascii="Times New Roman" w:cs="Times New Roman" w:eastAsia="Times New Roman" w:hAnsi="Times New Roman"/>
-          <w:sz w:val="24"/>
-          <w:szCs w:val="24"/>
-        </w:rPr>
-      </w:pPr>
-      <w:r>
-        <w:rPr>
-          <w:rFonts w:ascii="Times New Roman" w:cs="Times New Roman" w:eastAsia="Times New Roman" w:hAnsi="Times New Roman"/>
+        <w:spacing w:after="240" w:before="240" w:lineRule="auto"/>
+        <w:rPr>
+          <w:rFonts w:ascii="Times New Roman" w:cs="Times New Roman" w:eastAsia="Times New Roman" w:hAnsi="Times New Roman"/>
+          <w:b w:val="1"/>
+          <w:sz w:val="24"/>
+          <w:szCs w:val="24"/>
+        </w:rPr>
+      </w:pPr>
+      <w:r>
+        <w:rPr>
+          <w:rFonts w:ascii="Times New Roman" w:cs="Times New Roman" w:eastAsia="Times New Roman" w:hAnsi="Times New Roman"/>
+          <w:b w:val="1"/>
           <w:sz w:val="24"/>
           <w:szCs w:val="24"/>
           <w:rtl w:val="0"/>
@@ -614,24 +1014,33 @@
     </w:p>
     <w:p>
       <w:pPr>
-        <w:rPr>
-          <w:rFonts w:ascii="Times New Roman" w:cs="Times New Roman" w:eastAsia="Times New Roman" w:hAnsi="Times New Roman"/>
-          <w:sz w:val="24"/>
-          <w:szCs w:val="24"/>
-        </w:rPr>
-      </w:pPr>
-      <w:r>
-        <w:rPr>
-          <w:rtl w:val="0"/>
-        </w:rPr>
-      </w:r>
-    </w:p>
-    <w:p>
-      <w:pPr>
-        <w:rPr>
-          <w:rFonts w:ascii="Times New Roman" w:cs="Times New Roman" w:eastAsia="Times New Roman" w:hAnsi="Times New Roman"/>
-          <w:sz w:val="24"/>
-          <w:szCs w:val="24"/>
+        <w:spacing w:after="240" w:before="240" w:lineRule="auto"/>
+        <w:rPr>
+          <w:rFonts w:ascii="Times New Roman" w:cs="Times New Roman" w:eastAsia="Times New Roman" w:hAnsi="Times New Roman"/>
+          <w:b w:val="1"/>
+          <w:sz w:val="24"/>
+          <w:szCs w:val="24"/>
+        </w:rPr>
+      </w:pPr>
+      <w:r>
+        <w:rPr>
+          <w:rFonts w:ascii="Times New Roman" w:cs="Times New Roman" w:eastAsia="Times New Roman" w:hAnsi="Times New Roman"/>
+          <w:b w:val="1"/>
+          <w:sz w:val="24"/>
+          <w:szCs w:val="24"/>
+          <w:rtl w:val="0"/>
+        </w:rPr>
+        <w:t xml:space="preserve"> </w:t>
+      </w:r>
+    </w:p>
+    <w:p>
+      <w:pPr>
+        <w:jc w:val="center"/>
+        <w:rPr>
+          <w:rFonts w:ascii="Times New Roman" w:cs="Times New Roman" w:eastAsia="Times New Roman" w:hAnsi="Times New Roman"/>
+          <w:b w:val="1"/>
+          <w:sz w:val="36"/>
+          <w:szCs w:val="36"/>
         </w:rPr>
       </w:pPr>
       <w:r>
@@ -647,20 +1056,28 @@
     </w:p>
     <w:p>
       <w:pPr>
-        <w:rPr>
-          <w:rFonts w:ascii="Times New Roman" w:cs="Times New Roman" w:eastAsia="Times New Roman" w:hAnsi="Times New Roman"/>
-          <w:sz w:val="24"/>
-          <w:szCs w:val="24"/>
-        </w:rPr>
-      </w:pPr>
-      <w:r>
-        <w:rPr>
-          <w:rtl w:val="0"/>
-        </w:rPr>
-      </w:r>
-    </w:p>
-    <w:p>
-      <w:pPr>
+        <w:spacing w:after="240" w:before="240" w:lineRule="auto"/>
+        <w:rPr>
+          <w:rFonts w:ascii="Times New Roman" w:cs="Times New Roman" w:eastAsia="Times New Roman" w:hAnsi="Times New Roman"/>
+          <w:b w:val="1"/>
+          <w:sz w:val="24"/>
+          <w:szCs w:val="24"/>
+        </w:rPr>
+      </w:pPr>
+      <w:r>
+        <w:rPr>
+          <w:rFonts w:ascii="Times New Roman" w:cs="Times New Roman" w:eastAsia="Times New Roman" w:hAnsi="Times New Roman"/>
+          <w:b w:val="1"/>
+          <w:sz w:val="24"/>
+          <w:szCs w:val="24"/>
+          <w:rtl w:val="0"/>
+        </w:rPr>
+        <w:t xml:space="preserve"> </w:t>
+      </w:r>
+    </w:p>
+    <w:p>
+      <w:pPr>
+        <w:spacing w:after="240" w:before="240" w:lineRule="auto"/>
         <w:rPr>
           <w:rFonts w:ascii="Times New Roman" w:cs="Times New Roman" w:eastAsia="Times New Roman" w:hAnsi="Times New Roman"/>
           <w:b w:val="1"/>
@@ -681,29 +1098,39 @@
     </w:p>
     <w:p>
       <w:pPr>
-        <w:rPr>
-          <w:rFonts w:ascii="Times New Roman" w:cs="Times New Roman" w:eastAsia="Times New Roman" w:hAnsi="Times New Roman"/>
-          <w:sz w:val="24"/>
-          <w:szCs w:val="24"/>
-        </w:rPr>
-      </w:pPr>
-      <w:r>
-        <w:rPr>
-          <w:rtl w:val="0"/>
-        </w:rPr>
-      </w:r>
-    </w:p>
-    <w:p>
-      <w:pPr>
-        <w:rPr>
-          <w:rFonts w:ascii="Times New Roman" w:cs="Times New Roman" w:eastAsia="Times New Roman" w:hAnsi="Times New Roman"/>
-          <w:sz w:val="24"/>
-          <w:szCs w:val="24"/>
-        </w:rPr>
-      </w:pPr>
-      <w:r>
-        <w:rPr>
-          <w:rFonts w:ascii="Times New Roman" w:cs="Times New Roman" w:eastAsia="Times New Roman" w:hAnsi="Times New Roman"/>
+        <w:spacing w:after="240" w:before="240" w:lineRule="auto"/>
+        <w:rPr>
+          <w:rFonts w:ascii="Times New Roman" w:cs="Times New Roman" w:eastAsia="Times New Roman" w:hAnsi="Times New Roman"/>
+          <w:b w:val="1"/>
+          <w:sz w:val="24"/>
+          <w:szCs w:val="24"/>
+        </w:rPr>
+      </w:pPr>
+      <w:r>
+        <w:rPr>
+          <w:rFonts w:ascii="Times New Roman" w:cs="Times New Roman" w:eastAsia="Times New Roman" w:hAnsi="Times New Roman"/>
+          <w:b w:val="1"/>
+          <w:sz w:val="24"/>
+          <w:szCs w:val="24"/>
+          <w:rtl w:val="0"/>
+        </w:rPr>
+        <w:t xml:space="preserve"> </w:t>
+      </w:r>
+    </w:p>
+    <w:p>
+      <w:pPr>
+        <w:spacing w:after="240" w:before="240" w:lineRule="auto"/>
+        <w:rPr>
+          <w:rFonts w:ascii="Times New Roman" w:cs="Times New Roman" w:eastAsia="Times New Roman" w:hAnsi="Times New Roman"/>
+          <w:b w:val="1"/>
+          <w:sz w:val="24"/>
+          <w:szCs w:val="24"/>
+        </w:rPr>
+      </w:pPr>
+      <w:r>
+        <w:rPr>
+          <w:rFonts w:ascii="Times New Roman" w:cs="Times New Roman" w:eastAsia="Times New Roman" w:hAnsi="Times New Roman"/>
+          <w:b w:val="1"/>
           <w:sz w:val="24"/>
           <w:szCs w:val="24"/>
           <w:rtl w:val="0"/>
@@ -713,15 +1140,18 @@
     </w:p>
     <w:p>
       <w:pPr>
-        <w:rPr>
-          <w:rFonts w:ascii="Times New Roman" w:cs="Times New Roman" w:eastAsia="Times New Roman" w:hAnsi="Times New Roman"/>
-          <w:sz w:val="24"/>
-          <w:szCs w:val="24"/>
-        </w:rPr>
-      </w:pPr>
-      <w:r>
-        <w:rPr>
-          <w:rFonts w:ascii="Times New Roman" w:cs="Times New Roman" w:eastAsia="Times New Roman" w:hAnsi="Times New Roman"/>
+        <w:spacing w:after="240" w:before="240" w:lineRule="auto"/>
+        <w:rPr>
+          <w:rFonts w:ascii="Times New Roman" w:cs="Times New Roman" w:eastAsia="Times New Roman" w:hAnsi="Times New Roman"/>
+          <w:b w:val="1"/>
+          <w:sz w:val="24"/>
+          <w:szCs w:val="24"/>
+        </w:rPr>
+      </w:pPr>
+      <w:r>
+        <w:rPr>
+          <w:rFonts w:ascii="Times New Roman" w:cs="Times New Roman" w:eastAsia="Times New Roman" w:hAnsi="Times New Roman"/>
+          <w:b w:val="1"/>
           <w:sz w:val="24"/>
           <w:szCs w:val="24"/>
           <w:rtl w:val="0"/>
@@ -731,38 +1161,54 @@
     </w:p>
     <w:p>
       <w:pPr>
-        <w:rPr>
-          <w:rFonts w:ascii="Times New Roman" w:cs="Times New Roman" w:eastAsia="Times New Roman" w:hAnsi="Times New Roman"/>
-          <w:sz w:val="24"/>
-          <w:szCs w:val="24"/>
-        </w:rPr>
-      </w:pPr>
-      <w:r>
-        <w:rPr>
-          <w:rtl w:val="0"/>
-        </w:rPr>
-      </w:r>
-    </w:p>
-    <w:p>
-      <w:pPr>
-        <w:rPr>
-          <w:rFonts w:ascii="Times New Roman" w:cs="Times New Roman" w:eastAsia="Times New Roman" w:hAnsi="Times New Roman"/>
-          <w:sz w:val="24"/>
-          <w:szCs w:val="24"/>
-        </w:rPr>
-      </w:pPr>
-      <w:r>
-        <w:rPr>
-          <w:rtl w:val="0"/>
-        </w:rPr>
-      </w:r>
-    </w:p>
-    <w:p>
-      <w:pPr>
-        <w:rPr>
-          <w:rFonts w:ascii="Times New Roman" w:cs="Times New Roman" w:eastAsia="Times New Roman" w:hAnsi="Times New Roman"/>
-          <w:sz w:val="24"/>
-          <w:szCs w:val="24"/>
+        <w:spacing w:after="240" w:before="240" w:lineRule="auto"/>
+        <w:rPr>
+          <w:rFonts w:ascii="Times New Roman" w:cs="Times New Roman" w:eastAsia="Times New Roman" w:hAnsi="Times New Roman"/>
+          <w:b w:val="1"/>
+          <w:sz w:val="24"/>
+          <w:szCs w:val="24"/>
+        </w:rPr>
+      </w:pPr>
+      <w:r>
+        <w:rPr>
+          <w:rFonts w:ascii="Times New Roman" w:cs="Times New Roman" w:eastAsia="Times New Roman" w:hAnsi="Times New Roman"/>
+          <w:b w:val="1"/>
+          <w:sz w:val="24"/>
+          <w:szCs w:val="24"/>
+          <w:rtl w:val="0"/>
+        </w:rPr>
+        <w:t xml:space="preserve"> </w:t>
+      </w:r>
+    </w:p>
+    <w:p>
+      <w:pPr>
+        <w:spacing w:after="240" w:before="240" w:lineRule="auto"/>
+        <w:rPr>
+          <w:rFonts w:ascii="Times New Roman" w:cs="Times New Roman" w:eastAsia="Times New Roman" w:hAnsi="Times New Roman"/>
+          <w:b w:val="1"/>
+          <w:sz w:val="24"/>
+          <w:szCs w:val="24"/>
+        </w:rPr>
+      </w:pPr>
+      <w:r>
+        <w:rPr>
+          <w:rFonts w:ascii="Times New Roman" w:cs="Times New Roman" w:eastAsia="Times New Roman" w:hAnsi="Times New Roman"/>
+          <w:b w:val="1"/>
+          <w:sz w:val="24"/>
+          <w:szCs w:val="24"/>
+          <w:rtl w:val="0"/>
+        </w:rPr>
+        <w:t xml:space="preserve"> </w:t>
+      </w:r>
+    </w:p>
+    <w:p>
+      <w:pPr>
+        <w:jc w:val="center"/>
+        <w:rPr>
+          <w:rFonts w:ascii="Times New Roman" w:cs="Times New Roman" w:eastAsia="Times New Roman" w:hAnsi="Times New Roman"/>
+          <w:b w:val="1"/>
+          <w:sz w:val="36"/>
+          <w:szCs w:val="36"/>
         </w:rPr>
       </w:pPr>
       <w:r>
@@ -778,20 +1224,28 @@
     </w:p>
     <w:p>
       <w:pPr>
-        <w:rPr>
-          <w:rFonts w:ascii="Times New Roman" w:cs="Times New Roman" w:eastAsia="Times New Roman" w:hAnsi="Times New Roman"/>
-          <w:sz w:val="24"/>
-          <w:szCs w:val="24"/>
-        </w:rPr>
-      </w:pPr>
-      <w:r>
-        <w:rPr>
-          <w:rtl w:val="0"/>
-        </w:rPr>
-      </w:r>
-    </w:p>
-    <w:p>
-      <w:pPr>
+        <w:spacing w:after="240" w:before="240" w:lineRule="auto"/>
+        <w:rPr>
+          <w:rFonts w:ascii="Times New Roman" w:cs="Times New Roman" w:eastAsia="Times New Roman" w:hAnsi="Times New Roman"/>
+          <w:b w:val="1"/>
+          <w:sz w:val="24"/>
+          <w:szCs w:val="24"/>
+        </w:rPr>
+      </w:pPr>
+      <w:r>
+        <w:rPr>
+          <w:rFonts w:ascii="Times New Roman" w:cs="Times New Roman" w:eastAsia="Times New Roman" w:hAnsi="Times New Roman"/>
+          <w:b w:val="1"/>
+          <w:sz w:val="24"/>
+          <w:szCs w:val="24"/>
+          <w:rtl w:val="0"/>
+        </w:rPr>
+        <w:t xml:space="preserve"> </w:t>
+      </w:r>
+    </w:p>
+    <w:p>
+      <w:pPr>
+        <w:spacing w:after="240" w:before="240" w:lineRule="auto"/>
         <w:rPr>
           <w:rFonts w:ascii="Times New Roman" w:cs="Times New Roman" w:eastAsia="Times New Roman" w:hAnsi="Times New Roman"/>
           <w:b w:val="1"/>
@@ -812,30 +1266,39 @@
     </w:p>
     <w:p>
       <w:pPr>
-        <w:rPr>
-          <w:rFonts w:ascii="Times New Roman" w:cs="Times New Roman" w:eastAsia="Times New Roman" w:hAnsi="Times New Roman"/>
-          <w:b w:val="1"/>
-          <w:sz w:val="36"/>
-          <w:szCs w:val="36"/>
-        </w:rPr>
-      </w:pPr>
-      <w:r>
-        <w:rPr>
-          <w:rtl w:val="0"/>
-        </w:rPr>
-      </w:r>
-    </w:p>
-    <w:p>
-      <w:pPr>
-        <w:rPr>
-          <w:rFonts w:ascii="Times New Roman" w:cs="Times New Roman" w:eastAsia="Times New Roman" w:hAnsi="Times New Roman"/>
-          <w:sz w:val="24"/>
-          <w:szCs w:val="24"/>
-        </w:rPr>
-      </w:pPr>
-      <w:r>
-        <w:rPr>
-          <w:rFonts w:ascii="Times New Roman" w:cs="Times New Roman" w:eastAsia="Times New Roman" w:hAnsi="Times New Roman"/>
+        <w:spacing w:after="240" w:before="240" w:lineRule="auto"/>
+        <w:rPr>
+          <w:rFonts w:ascii="Times New Roman" w:cs="Times New Roman" w:eastAsia="Times New Roman" w:hAnsi="Times New Roman"/>
+          <w:b w:val="1"/>
+          <w:sz w:val="36"/>
+          <w:szCs w:val="36"/>
+        </w:rPr>
+      </w:pPr>
+      <w:r>
+        <w:rPr>
+          <w:rFonts w:ascii="Times New Roman" w:cs="Times New Roman" w:eastAsia="Times New Roman" w:hAnsi="Times New Roman"/>
+          <w:b w:val="1"/>
+          <w:sz w:val="36"/>
+          <w:szCs w:val="36"/>
+          <w:rtl w:val="0"/>
+        </w:rPr>
+        <w:t xml:space="preserve"> </w:t>
+      </w:r>
+    </w:p>
+    <w:p>
+      <w:pPr>
+        <w:spacing w:after="240" w:before="240" w:lineRule="auto"/>
+        <w:rPr>
+          <w:rFonts w:ascii="Times New Roman" w:cs="Times New Roman" w:eastAsia="Times New Roman" w:hAnsi="Times New Roman"/>
+          <w:b w:val="1"/>
+          <w:sz w:val="24"/>
+          <w:szCs w:val="24"/>
+        </w:rPr>
+      </w:pPr>
+      <w:r>
+        <w:rPr>
+          <w:rFonts w:ascii="Times New Roman" w:cs="Times New Roman" w:eastAsia="Times New Roman" w:hAnsi="Times New Roman"/>
+          <w:b w:val="1"/>
           <w:sz w:val="24"/>
           <w:szCs w:val="24"/>
           <w:rtl w:val="0"/>
@@ -845,15 +1308,18 @@
     </w:p>
     <w:p>
       <w:pPr>
-        <w:rPr>
-          <w:rFonts w:ascii="Times New Roman" w:cs="Times New Roman" w:eastAsia="Times New Roman" w:hAnsi="Times New Roman"/>
-          <w:sz w:val="24"/>
-          <w:szCs w:val="24"/>
-        </w:rPr>
-      </w:pPr>
-      <w:r>
-        <w:rPr>
-          <w:rFonts w:ascii="Times New Roman" w:cs="Times New Roman" w:eastAsia="Times New Roman" w:hAnsi="Times New Roman"/>
+        <w:spacing w:after="240" w:before="240" w:lineRule="auto"/>
+        <w:rPr>
+          <w:rFonts w:ascii="Times New Roman" w:cs="Times New Roman" w:eastAsia="Times New Roman" w:hAnsi="Times New Roman"/>
+          <w:b w:val="1"/>
+          <w:sz w:val="24"/>
+          <w:szCs w:val="24"/>
+        </w:rPr>
+      </w:pPr>
+      <w:r>
+        <w:rPr>
+          <w:rFonts w:ascii="Times New Roman" w:cs="Times New Roman" w:eastAsia="Times New Roman" w:hAnsi="Times New Roman"/>
+          <w:b w:val="1"/>
           <w:sz w:val="24"/>
           <w:szCs w:val="24"/>
           <w:rtl w:val="0"/>
@@ -863,29 +1329,39 @@
     </w:p>
     <w:p>
       <w:pPr>
-        <w:rPr>
-          <w:rFonts w:ascii="Times New Roman" w:cs="Times New Roman" w:eastAsia="Times New Roman" w:hAnsi="Times New Roman"/>
-          <w:sz w:val="24"/>
-          <w:szCs w:val="24"/>
-        </w:rPr>
-      </w:pPr>
-      <w:r>
-        <w:rPr>
-          <w:rtl w:val="0"/>
-        </w:rPr>
-      </w:r>
-    </w:p>
-    <w:p>
-      <w:pPr>
-        <w:rPr>
-          <w:rFonts w:ascii="Times New Roman" w:cs="Times New Roman" w:eastAsia="Times New Roman" w:hAnsi="Times New Roman"/>
-          <w:sz w:val="24"/>
-          <w:szCs w:val="24"/>
-        </w:rPr>
-      </w:pPr>
-      <w:r>
-        <w:rPr>
-          <w:rFonts w:ascii="Times New Roman" w:cs="Times New Roman" w:eastAsia="Times New Roman" w:hAnsi="Times New Roman"/>
+        <w:spacing w:after="240" w:before="240" w:lineRule="auto"/>
+        <w:rPr>
+          <w:rFonts w:ascii="Times New Roman" w:cs="Times New Roman" w:eastAsia="Times New Roman" w:hAnsi="Times New Roman"/>
+          <w:b w:val="1"/>
+          <w:sz w:val="24"/>
+          <w:szCs w:val="24"/>
+        </w:rPr>
+      </w:pPr>
+      <w:r>
+        <w:rPr>
+          <w:rFonts w:ascii="Times New Roman" w:cs="Times New Roman" w:eastAsia="Times New Roman" w:hAnsi="Times New Roman"/>
+          <w:b w:val="1"/>
+          <w:sz w:val="24"/>
+          <w:szCs w:val="24"/>
+          <w:rtl w:val="0"/>
+        </w:rPr>
+        <w:t xml:space="preserve"> </w:t>
+      </w:r>
+    </w:p>
+    <w:p>
+      <w:pPr>
+        <w:spacing w:after="240" w:before="240" w:lineRule="auto"/>
+        <w:rPr>
+          <w:rFonts w:ascii="Times New Roman" w:cs="Times New Roman" w:eastAsia="Times New Roman" w:hAnsi="Times New Roman"/>
+          <w:b w:val="1"/>
+          <w:sz w:val="24"/>
+          <w:szCs w:val="24"/>
+        </w:rPr>
+      </w:pPr>
+      <w:r>
+        <w:rPr>
+          <w:rFonts w:ascii="Times New Roman" w:cs="Times New Roman" w:eastAsia="Times New Roman" w:hAnsi="Times New Roman"/>
+          <w:b w:val="1"/>
           <w:sz w:val="24"/>
           <w:szCs w:val="24"/>
           <w:rtl w:val="0"/>
@@ -895,15 +1371,18 @@
     </w:p>
     <w:p>
       <w:pPr>
-        <w:rPr>
-          <w:rFonts w:ascii="Times New Roman" w:cs="Times New Roman" w:eastAsia="Times New Roman" w:hAnsi="Times New Roman"/>
-          <w:sz w:val="24"/>
-          <w:szCs w:val="24"/>
-        </w:rPr>
-      </w:pPr>
-      <w:r>
-        <w:rPr>
-          <w:rFonts w:ascii="Times New Roman" w:cs="Times New Roman" w:eastAsia="Times New Roman" w:hAnsi="Times New Roman"/>
+        <w:spacing w:after="240" w:before="240" w:lineRule="auto"/>
+        <w:rPr>
+          <w:rFonts w:ascii="Times New Roman" w:cs="Times New Roman" w:eastAsia="Times New Roman" w:hAnsi="Times New Roman"/>
+          <w:b w:val="1"/>
+          <w:sz w:val="24"/>
+          <w:szCs w:val="24"/>
+        </w:rPr>
+      </w:pPr>
+      <w:r>
+        <w:rPr>
+          <w:rFonts w:ascii="Times New Roman" w:cs="Times New Roman" w:eastAsia="Times New Roman" w:hAnsi="Times New Roman"/>
+          <w:b w:val="1"/>
           <w:sz w:val="24"/>
           <w:szCs w:val="24"/>
           <w:rtl w:val="0"/>
@@ -913,15 +1392,18 @@
     </w:p>
     <w:p>
       <w:pPr>
-        <w:rPr>
-          <w:rFonts w:ascii="Times New Roman" w:cs="Times New Roman" w:eastAsia="Times New Roman" w:hAnsi="Times New Roman"/>
-          <w:sz w:val="24"/>
-          <w:szCs w:val="24"/>
-        </w:rPr>
-      </w:pPr>
-      <w:r>
-        <w:rPr>
-          <w:rFonts w:ascii="Times New Roman" w:cs="Times New Roman" w:eastAsia="Times New Roman" w:hAnsi="Times New Roman"/>
+        <w:spacing w:after="240" w:before="240" w:lineRule="auto"/>
+        <w:rPr>
+          <w:rFonts w:ascii="Times New Roman" w:cs="Times New Roman" w:eastAsia="Times New Roman" w:hAnsi="Times New Roman"/>
+          <w:b w:val="1"/>
+          <w:sz w:val="24"/>
+          <w:szCs w:val="24"/>
+        </w:rPr>
+      </w:pPr>
+      <w:r>
+        <w:rPr>
+          <w:rFonts w:ascii="Times New Roman" w:cs="Times New Roman" w:eastAsia="Times New Roman" w:hAnsi="Times New Roman"/>
+          <w:b w:val="1"/>
           <w:sz w:val="24"/>
           <w:szCs w:val="24"/>
           <w:rtl w:val="0"/>
@@ -931,20 +1413,1554 @@
     </w:p>
     <w:p>
       <w:pPr>
-        <w:rPr>
-          <w:rFonts w:ascii="Times New Roman" w:cs="Times New Roman" w:eastAsia="Times New Roman" w:hAnsi="Times New Roman"/>
-          <w:sz w:val="24"/>
-          <w:szCs w:val="24"/>
-        </w:rPr>
-      </w:pPr>
-      <w:r>
-        <w:rPr>
-          <w:rFonts w:ascii="Times New Roman" w:cs="Times New Roman" w:eastAsia="Times New Roman" w:hAnsi="Times New Roman"/>
+        <w:spacing w:after="240" w:before="240" w:lineRule="auto"/>
+        <w:rPr>
+          <w:rFonts w:ascii="Times New Roman" w:cs="Times New Roman" w:eastAsia="Times New Roman" w:hAnsi="Times New Roman"/>
+          <w:b w:val="1"/>
+          <w:sz w:val="24"/>
+          <w:szCs w:val="24"/>
+        </w:rPr>
+      </w:pPr>
+      <w:r>
+        <w:rPr>
+          <w:rFonts w:ascii="Times New Roman" w:cs="Times New Roman" w:eastAsia="Times New Roman" w:hAnsi="Times New Roman"/>
+          <w:b w:val="1"/>
           <w:sz w:val="24"/>
           <w:szCs w:val="24"/>
           <w:rtl w:val="0"/>
         </w:rPr>
         <w:t xml:space="preserve">    file.write("You can write multiple lines.\n")</w:t>
+      </w:r>
+    </w:p>
+    <w:p>
+      <w:pPr>
+        <w:spacing w:after="240" w:before="240" w:lineRule="auto"/>
+        <w:rPr>
+          <w:rFonts w:ascii="Times New Roman" w:cs="Times New Roman" w:eastAsia="Times New Roman" w:hAnsi="Times New Roman"/>
+          <w:b w:val="1"/>
+          <w:sz w:val="36"/>
+          <w:szCs w:val="36"/>
+        </w:rPr>
+      </w:pPr>
+      <w:r>
+        <w:rPr>
+          <w:rFonts w:ascii="Times New Roman" w:cs="Times New Roman" w:eastAsia="Times New Roman" w:hAnsi="Times New Roman"/>
+          <w:b w:val="1"/>
+          <w:sz w:val="36"/>
+          <w:szCs w:val="36"/>
+          <w:rtl w:val="0"/>
+        </w:rPr>
+        <w:t xml:space="preserve"> </w:t>
+      </w:r>
+    </w:p>
+    <w:p>
+      <w:pPr>
+        <w:spacing w:after="240" w:before="240" w:lineRule="auto"/>
+        <w:rPr>
+          <w:rFonts w:ascii="Times New Roman" w:cs="Times New Roman" w:eastAsia="Times New Roman" w:hAnsi="Times New Roman"/>
+          <w:b w:val="1"/>
+          <w:sz w:val="36"/>
+          <w:szCs w:val="36"/>
+        </w:rPr>
+      </w:pPr>
+      <w:r>
+        <w:rPr>
+          <w:rFonts w:ascii="Times New Roman" w:cs="Times New Roman" w:eastAsia="Times New Roman" w:hAnsi="Times New Roman"/>
+          <w:b w:val="1"/>
+          <w:sz w:val="36"/>
+          <w:szCs w:val="36"/>
+          <w:rtl w:val="0"/>
+        </w:rPr>
+        <w:t xml:space="preserve"> </w:t>
+      </w:r>
+    </w:p>
+    <w:p>
+      <w:pPr>
+        <w:rPr>
+          <w:rFonts w:ascii="Times New Roman" w:cs="Times New Roman" w:eastAsia="Times New Roman" w:hAnsi="Times New Roman"/>
+          <w:b w:val="1"/>
+          <w:sz w:val="28"/>
+          <w:szCs w:val="28"/>
+        </w:rPr>
+      </w:pPr>
+      <w:r>
+        <w:rPr>
+          <w:rtl w:val="0"/>
+        </w:rPr>
+      </w:r>
+    </w:p>
+    <w:p>
+      <w:pPr>
+        <w:rPr>
+          <w:rFonts w:ascii="Times New Roman" w:cs="Times New Roman" w:eastAsia="Times New Roman" w:hAnsi="Times New Roman"/>
+          <w:b w:val="1"/>
+          <w:sz w:val="36"/>
+          <w:szCs w:val="36"/>
+        </w:rPr>
+      </w:pPr>
+      <w:r>
+        <w:rPr>
+          <w:rtl w:val="0"/>
+        </w:rPr>
+      </w:r>
+    </w:p>
+    <w:p>
+      <w:pPr>
+        <w:rPr>
+          <w:rFonts w:ascii="Times New Roman" w:cs="Times New Roman" w:eastAsia="Times New Roman" w:hAnsi="Times New Roman"/>
+          <w:b w:val="1"/>
+          <w:sz w:val="24"/>
+          <w:szCs w:val="24"/>
+        </w:rPr>
+      </w:pPr>
+      <w:r>
+        <w:rPr>
+          <w:rFonts w:ascii="Times New Roman" w:cs="Times New Roman" w:eastAsia="Times New Roman" w:hAnsi="Times New Roman"/>
+          <w:b w:val="1"/>
+          <w:sz w:val="24"/>
+          <w:szCs w:val="24"/>
+          <w:rtl w:val="0"/>
+        </w:rPr>
+        <w:t xml:space="preserve">Reading a CSV</w:t>
+      </w:r>
+    </w:p>
+    <w:p>
+      <w:pPr>
+        <w:rPr>
+          <w:rFonts w:ascii="Times New Roman" w:cs="Times New Roman" w:eastAsia="Times New Roman" w:hAnsi="Times New Roman"/>
+          <w:sz w:val="24"/>
+          <w:szCs w:val="24"/>
+        </w:rPr>
+      </w:pPr>
+      <w:r>
+        <w:rPr>
+          <w:rFonts w:ascii="Times New Roman" w:cs="Times New Roman" w:eastAsia="Times New Roman" w:hAnsi="Times New Roman"/>
+          <w:b w:val="1"/>
+          <w:sz w:val="24"/>
+          <w:szCs w:val="24"/>
+          <w:rtl w:val="0"/>
+        </w:rPr>
+        <w:t xml:space="preserve">import </w:t>
+      </w:r>
+      <w:r>
+        <w:rPr>
+          <w:rFonts w:ascii="Times New Roman" w:cs="Times New Roman" w:eastAsia="Times New Roman" w:hAnsi="Times New Roman"/>
+          <w:sz w:val="24"/>
+          <w:szCs w:val="24"/>
+          <w:rtl w:val="0"/>
+        </w:rPr>
+        <w:t xml:space="preserve">panda</w:t>
+      </w:r>
+      <w:r>
+        <w:rPr>
+          <w:rFonts w:ascii="Times New Roman" w:cs="Times New Roman" w:eastAsia="Times New Roman" w:hAnsi="Times New Roman"/>
+          <w:b w:val="1"/>
+          <w:sz w:val="24"/>
+          <w:szCs w:val="24"/>
+          <w:rtl w:val="0"/>
+        </w:rPr>
+        <w:t xml:space="preserve">s as</w:t>
+      </w:r>
+      <w:r>
+        <w:rPr>
+          <w:rFonts w:ascii="Times New Roman" w:cs="Times New Roman" w:eastAsia="Times New Roman" w:hAnsi="Times New Roman"/>
+          <w:sz w:val="24"/>
+          <w:szCs w:val="24"/>
+          <w:rtl w:val="0"/>
+        </w:rPr>
+        <w:t xml:space="preserve"> pd</w:t>
+      </w:r>
+    </w:p>
+    <w:p>
+      <w:pPr>
+        <w:rPr>
+          <w:rFonts w:ascii="Times New Roman" w:cs="Times New Roman" w:eastAsia="Times New Roman" w:hAnsi="Times New Roman"/>
+          <w:sz w:val="24"/>
+          <w:szCs w:val="24"/>
+        </w:rPr>
+      </w:pPr>
+      <w:r>
+        <w:rPr>
+          <w:rtl w:val="0"/>
+        </w:rPr>
+      </w:r>
+    </w:p>
+    <w:p>
+      <w:pPr>
+        <w:rPr>
+          <w:rFonts w:ascii="Times New Roman" w:cs="Times New Roman" w:eastAsia="Times New Roman" w:hAnsi="Times New Roman"/>
+          <w:sz w:val="24"/>
+          <w:szCs w:val="24"/>
+        </w:rPr>
+      </w:pPr>
+      <w:r>
+        <w:rPr>
+          <w:rFonts w:ascii="Times New Roman" w:cs="Times New Roman" w:eastAsia="Times New Roman" w:hAnsi="Times New Roman"/>
+          <w:sz w:val="24"/>
+          <w:szCs w:val="24"/>
+          <w:rtl w:val="0"/>
+        </w:rPr>
+        <w:t xml:space="preserve"># Read CSV file</w:t>
+      </w:r>
+    </w:p>
+    <w:p>
+      <w:pPr>
+        <w:rPr>
+          <w:rFonts w:ascii="Times New Roman" w:cs="Times New Roman" w:eastAsia="Times New Roman" w:hAnsi="Times New Roman"/>
+          <w:sz w:val="24"/>
+          <w:szCs w:val="24"/>
+        </w:rPr>
+      </w:pPr>
+      <w:r>
+        <w:rPr>
+          <w:rFonts w:ascii="Times New Roman" w:cs="Times New Roman" w:eastAsia="Times New Roman" w:hAnsi="Times New Roman"/>
+          <w:sz w:val="24"/>
+          <w:szCs w:val="24"/>
+          <w:rtl w:val="0"/>
+        </w:rPr>
+        <w:t xml:space="preserve">data = pd.read_csv('data.csv')</w:t>
+      </w:r>
+    </w:p>
+    <w:p>
+      <w:pPr>
+        <w:rPr>
+          <w:rFonts w:ascii="Times New Roman" w:cs="Times New Roman" w:eastAsia="Times New Roman" w:hAnsi="Times New Roman"/>
+          <w:sz w:val="24"/>
+          <w:szCs w:val="24"/>
+        </w:rPr>
+      </w:pPr>
+      <w:r>
+        <w:rPr>
+          <w:rFonts w:ascii="Times New Roman" w:cs="Times New Roman" w:eastAsia="Times New Roman" w:hAnsi="Times New Roman"/>
+          <w:sz w:val="24"/>
+          <w:szCs w:val="24"/>
+          <w:rtl w:val="0"/>
+        </w:rPr>
+        <w:t xml:space="preserve">print(data)</w:t>
+      </w:r>
+    </w:p>
+    <w:p>
+      <w:pPr>
+        <w:rPr>
+          <w:rFonts w:ascii="Times New Roman" w:cs="Times New Roman" w:eastAsia="Times New Roman" w:hAnsi="Times New Roman"/>
+          <w:sz w:val="24"/>
+          <w:szCs w:val="24"/>
+        </w:rPr>
+      </w:pPr>
+      <w:r>
+        <w:rPr>
+          <w:rtl w:val="0"/>
+        </w:rPr>
+      </w:r>
+    </w:p>
+    <w:p>
+      <w:pPr>
+        <w:rPr>
+          <w:rFonts w:ascii="Times New Roman" w:cs="Times New Roman" w:eastAsia="Times New Roman" w:hAnsi="Times New Roman"/>
+          <w:sz w:val="24"/>
+          <w:szCs w:val="24"/>
+        </w:rPr>
+      </w:pPr>
+      <w:r>
+        <w:pict>
+          <v:rect style="width:0.0pt;height:1.5pt" o:hr="t" o:hrstd="t" o:hralign="center" fillcolor="#A0A0A0" stroked="f"/>
+        </w:pict>
+      </w:r>
+      <w:r>
+        <w:rPr>
+          <w:rtl w:val="0"/>
+        </w:rPr>
+      </w:r>
+    </w:p>
+    <w:p>
+      <w:pPr>
+        <w:rPr>
+          <w:rFonts w:ascii="Times New Roman" w:cs="Times New Roman" w:eastAsia="Times New Roman" w:hAnsi="Times New Roman"/>
+          <w:sz w:val="24"/>
+          <w:szCs w:val="24"/>
+        </w:rPr>
+      </w:pPr>
+      <w:r>
+        <w:rPr>
+          <w:rtl w:val="0"/>
+        </w:rPr>
+      </w:r>
+    </w:p>
+    <w:p>
+      <w:pPr>
+        <w:rPr>
+          <w:rFonts w:ascii="Times New Roman" w:cs="Times New Roman" w:eastAsia="Times New Roman" w:hAnsi="Times New Roman"/>
+          <w:b w:val="1"/>
+          <w:sz w:val="24"/>
+          <w:szCs w:val="24"/>
+        </w:rPr>
+      </w:pPr>
+      <w:r>
+        <w:rPr>
+          <w:rFonts w:ascii="Times New Roman" w:cs="Times New Roman" w:eastAsia="Times New Roman" w:hAnsi="Times New Roman"/>
+          <w:b w:val="1"/>
+          <w:sz w:val="24"/>
+          <w:szCs w:val="24"/>
+          <w:rtl w:val="0"/>
+        </w:rPr>
+        <w:t xml:space="preserve">Saving to CVS</w:t>
+      </w:r>
+    </w:p>
+    <w:p>
+      <w:pPr>
+        <w:rPr>
+          <w:rFonts w:ascii="Times New Roman" w:cs="Times New Roman" w:eastAsia="Times New Roman" w:hAnsi="Times New Roman"/>
+          <w:sz w:val="24"/>
+          <w:szCs w:val="24"/>
+        </w:rPr>
+      </w:pPr>
+      <w:r>
+        <w:rPr>
+          <w:rtl w:val="0"/>
+        </w:rPr>
+      </w:r>
+    </w:p>
+    <w:p>
+      <w:pPr>
+        <w:rPr>
+          <w:rFonts w:ascii="Times New Roman" w:cs="Times New Roman" w:eastAsia="Times New Roman" w:hAnsi="Times New Roman"/>
+          <w:sz w:val="24"/>
+          <w:szCs w:val="24"/>
+        </w:rPr>
+      </w:pPr>
+      <w:r>
+        <w:rPr>
+          <w:rFonts w:ascii="Times New Roman" w:cs="Times New Roman" w:eastAsia="Times New Roman" w:hAnsi="Times New Roman"/>
+          <w:sz w:val="24"/>
+          <w:szCs w:val="24"/>
+          <w:rtl w:val="0"/>
+        </w:rPr>
+        <w:t xml:space="preserve"># Save DataFrame to CSV</w:t>
+      </w:r>
+    </w:p>
+    <w:p>
+      <w:pPr>
+        <w:rPr>
+          <w:rFonts w:ascii="Times New Roman" w:cs="Times New Roman" w:eastAsia="Times New Roman" w:hAnsi="Times New Roman"/>
+          <w:sz w:val="24"/>
+          <w:szCs w:val="24"/>
+        </w:rPr>
+      </w:pPr>
+      <w:r>
+        <w:rPr>
+          <w:rFonts w:ascii="Times New Roman" w:cs="Times New Roman" w:eastAsia="Times New Roman" w:hAnsi="Times New Roman"/>
+          <w:sz w:val="24"/>
+          <w:szCs w:val="24"/>
+          <w:rtl w:val="0"/>
+        </w:rPr>
+        <w:t xml:space="preserve">data.to_csv('output.csv', index=False)</w:t>
+      </w:r>
+    </w:p>
+    <w:p>
+      <w:pPr>
+        <w:rPr>
+          <w:rFonts w:ascii="Times New Roman" w:cs="Times New Roman" w:eastAsia="Times New Roman" w:hAnsi="Times New Roman"/>
+          <w:sz w:val="24"/>
+          <w:szCs w:val="24"/>
+        </w:rPr>
+      </w:pPr>
+      <w:r>
+        <w:rPr>
+          <w:rtl w:val="0"/>
+        </w:rPr>
+      </w:r>
+    </w:p>
+    <w:p>
+      <w:pPr>
+        <w:rPr>
+          <w:rFonts w:ascii="Times New Roman" w:cs="Times New Roman" w:eastAsia="Times New Roman" w:hAnsi="Times New Roman"/>
+          <w:sz w:val="24"/>
+          <w:szCs w:val="24"/>
+        </w:rPr>
+      </w:pPr>
+      <w:r>
+        <w:rPr>
+          <w:rtl w:val="0"/>
+        </w:rPr>
+      </w:r>
+    </w:p>
+    <w:p>
+      <w:pPr>
+        <w:rPr>
+          <w:rFonts w:ascii="Times New Roman" w:cs="Times New Roman" w:eastAsia="Times New Roman" w:hAnsi="Times New Roman"/>
+          <w:sz w:val="24"/>
+          <w:szCs w:val="24"/>
+        </w:rPr>
+      </w:pPr>
+      <w:r>
+        <w:pict>
+          <v:rect style="width:0.0pt;height:1.5pt" o:hr="t" o:hrstd="t" o:hralign="center" fillcolor="#A0A0A0" stroked="f"/>
+        </w:pict>
+      </w:r>
+      <w:r>
+        <w:rPr>
+          <w:rtl w:val="0"/>
+        </w:rPr>
+      </w:r>
+    </w:p>
+    <w:p>
+      <w:pPr>
+        <w:rPr>
+          <w:rFonts w:ascii="Times New Roman" w:cs="Times New Roman" w:eastAsia="Times New Roman" w:hAnsi="Times New Roman"/>
+          <w:sz w:val="24"/>
+          <w:szCs w:val="24"/>
+        </w:rPr>
+      </w:pPr>
+      <w:r>
+        <w:rPr>
+          <w:rtl w:val="0"/>
+        </w:rPr>
+      </w:r>
+    </w:p>
+    <w:p>
+      <w:pPr>
+        <w:rPr>
+          <w:rFonts w:ascii="Times New Roman" w:cs="Times New Roman" w:eastAsia="Times New Roman" w:hAnsi="Times New Roman"/>
+          <w:b w:val="1"/>
+          <w:sz w:val="24"/>
+          <w:szCs w:val="24"/>
+        </w:rPr>
+      </w:pPr>
+      <w:r>
+        <w:rPr>
+          <w:rFonts w:ascii="Times New Roman" w:cs="Times New Roman" w:eastAsia="Times New Roman" w:hAnsi="Times New Roman"/>
+          <w:b w:val="1"/>
+          <w:sz w:val="24"/>
+          <w:szCs w:val="24"/>
+          <w:rtl w:val="0"/>
+        </w:rPr>
+        <w:t xml:space="preserve">Saving to txt</w:t>
+      </w:r>
+    </w:p>
+    <w:p>
+      <w:pPr>
+        <w:rPr>
+          <w:rFonts w:ascii="Times New Roman" w:cs="Times New Roman" w:eastAsia="Times New Roman" w:hAnsi="Times New Roman"/>
+          <w:b w:val="1"/>
+          <w:sz w:val="36"/>
+          <w:szCs w:val="36"/>
+        </w:rPr>
+      </w:pPr>
+      <w:r>
+        <w:rPr>
+          <w:rtl w:val="0"/>
+        </w:rPr>
+      </w:r>
+    </w:p>
+    <w:p>
+      <w:pPr>
+        <w:rPr>
+          <w:rFonts w:ascii="Times New Roman" w:cs="Times New Roman" w:eastAsia="Times New Roman" w:hAnsi="Times New Roman"/>
+          <w:sz w:val="24"/>
+          <w:szCs w:val="24"/>
+        </w:rPr>
+      </w:pPr>
+      <w:r>
+        <w:rPr>
+          <w:rFonts w:ascii="Times New Roman" w:cs="Times New Roman" w:eastAsia="Times New Roman" w:hAnsi="Times New Roman"/>
+          <w:sz w:val="24"/>
+          <w:szCs w:val="24"/>
+          <w:rtl w:val="0"/>
+        </w:rPr>
+        <w:t xml:space="preserve"># Save DataFrame to TXT</w:t>
+      </w:r>
+    </w:p>
+    <w:p>
+      <w:pPr>
+        <w:rPr>
+          <w:rFonts w:ascii="Times New Roman" w:cs="Times New Roman" w:eastAsia="Times New Roman" w:hAnsi="Times New Roman"/>
+          <w:sz w:val="24"/>
+          <w:szCs w:val="24"/>
+        </w:rPr>
+      </w:pPr>
+      <w:r>
+        <w:rPr>
+          <w:rFonts w:ascii="Times New Roman" w:cs="Times New Roman" w:eastAsia="Times New Roman" w:hAnsi="Times New Roman"/>
+          <w:sz w:val="24"/>
+          <w:szCs w:val="24"/>
+          <w:rtl w:val="0"/>
+        </w:rPr>
+        <w:t xml:space="preserve">data.to_csv('output.txt', sep='\t', index=False)</w:t>
+      </w:r>
+    </w:p>
+    <w:p>
+      <w:pPr>
+        <w:rPr>
+          <w:rFonts w:ascii="Times New Roman" w:cs="Times New Roman" w:eastAsia="Times New Roman" w:hAnsi="Times New Roman"/>
+          <w:sz w:val="24"/>
+          <w:szCs w:val="24"/>
+        </w:rPr>
+      </w:pPr>
+      <w:r>
+        <w:rPr>
+          <w:rtl w:val="0"/>
+        </w:rPr>
+      </w:r>
+    </w:p>
+    <w:p>
+      <w:pPr>
+        <w:rPr>
+          <w:rFonts w:ascii="Times New Roman" w:cs="Times New Roman" w:eastAsia="Times New Roman" w:hAnsi="Times New Roman"/>
+          <w:sz w:val="24"/>
+          <w:szCs w:val="24"/>
+        </w:rPr>
+      </w:pPr>
+      <w:r>
+        <w:rPr>
+          <w:rFonts w:ascii="Times New Roman" w:cs="Times New Roman" w:eastAsia="Times New Roman" w:hAnsi="Times New Roman"/>
+          <w:sz w:val="24"/>
+          <w:szCs w:val="24"/>
+          <w:rtl w:val="0"/>
+        </w:rPr>
+        <w:t xml:space="preserve"># save your custom text</w:t>
+      </w:r>
+    </w:p>
+    <w:p>
+      <w:pPr>
+        <w:rPr>
+          <w:rFonts w:ascii="Times New Roman" w:cs="Times New Roman" w:eastAsia="Times New Roman" w:hAnsi="Times New Roman"/>
+          <w:sz w:val="24"/>
+          <w:szCs w:val="24"/>
+        </w:rPr>
+      </w:pPr>
+      <w:r>
+        <w:rPr>
+          <w:rFonts w:ascii="Times New Roman" w:cs="Times New Roman" w:eastAsia="Times New Roman" w:hAnsi="Times New Roman"/>
+          <w:sz w:val="24"/>
+          <w:szCs w:val="24"/>
+          <w:rtl w:val="0"/>
+        </w:rPr>
+        <w:t xml:space="preserve">with open('output.txt', 'w') as file:</w:t>
+      </w:r>
+    </w:p>
+    <w:p>
+      <w:pPr>
+        <w:rPr>
+          <w:rFonts w:ascii="Times New Roman" w:cs="Times New Roman" w:eastAsia="Times New Roman" w:hAnsi="Times New Roman"/>
+          <w:sz w:val="24"/>
+          <w:szCs w:val="24"/>
+        </w:rPr>
+      </w:pPr>
+      <w:r>
+        <w:rPr>
+          <w:rFonts w:ascii="Times New Roman" w:cs="Times New Roman" w:eastAsia="Times New Roman" w:hAnsi="Times New Roman"/>
+          <w:sz w:val="24"/>
+          <w:szCs w:val="24"/>
+          <w:rtl w:val="0"/>
+        </w:rPr>
+        <w:t xml:space="preserve">    file.write("Hello, this is a text file.\n")</w:t>
+      </w:r>
+    </w:p>
+    <w:p>
+      <w:pPr>
+        <w:rPr>
+          <w:rFonts w:ascii="Times New Roman" w:cs="Times New Roman" w:eastAsia="Times New Roman" w:hAnsi="Times New Roman"/>
+          <w:sz w:val="24"/>
+          <w:szCs w:val="24"/>
+        </w:rPr>
+      </w:pPr>
+      <w:r>
+        <w:rPr>
+          <w:rFonts w:ascii="Times New Roman" w:cs="Times New Roman" w:eastAsia="Times New Roman" w:hAnsi="Times New Roman"/>
+          <w:sz w:val="24"/>
+          <w:szCs w:val="24"/>
+          <w:rtl w:val="0"/>
+        </w:rPr>
+        <w:t xml:space="preserve">    file.write("You can write multiple lines.\n")</w:t>
+      </w:r>
+    </w:p>
+    <w:p>
+      <w:pPr>
+        <w:rPr>
+          <w:rFonts w:ascii="Times New Roman" w:cs="Times New Roman" w:eastAsia="Times New Roman" w:hAnsi="Times New Roman"/>
+          <w:b w:val="1"/>
+          <w:sz w:val="36"/>
+          <w:szCs w:val="36"/>
+        </w:rPr>
+      </w:pPr>
+      <w:r>
+        <w:rPr>
+          <w:rtl w:val="0"/>
+        </w:rPr>
+      </w:r>
+    </w:p>
+    <w:p>
+      <w:pPr>
+        <w:rPr>
+          <w:rFonts w:ascii="Times New Roman" w:cs="Times New Roman" w:eastAsia="Times New Roman" w:hAnsi="Times New Roman"/>
+          <w:b w:val="1"/>
+          <w:sz w:val="36"/>
+          <w:szCs w:val="36"/>
+        </w:rPr>
+      </w:pPr>
+      <w:r>
+        <w:rPr>
+          <w:rtl w:val="0"/>
+        </w:rPr>
+      </w:r>
+    </w:p>
+    <w:p>
+      <w:pPr>
+        <w:rPr>
+          <w:rFonts w:ascii="Times New Roman" w:cs="Times New Roman" w:eastAsia="Times New Roman" w:hAnsi="Times New Roman"/>
+          <w:b w:val="1"/>
+          <w:sz w:val="36"/>
+          <w:szCs w:val="36"/>
+        </w:rPr>
+      </w:pPr>
+      <w:r>
+        <w:rPr>
+          <w:rtl w:val="0"/>
+        </w:rPr>
+      </w:r>
+    </w:p>
+    <w:p>
+      <w:pPr>
+        <w:spacing w:after="240" w:before="240" w:lineRule="auto"/>
+        <w:rPr>
+          <w:rFonts w:ascii="Times New Roman" w:cs="Times New Roman" w:eastAsia="Times New Roman" w:hAnsi="Times New Roman"/>
+          <w:b w:val="1"/>
+          <w:sz w:val="28"/>
+          <w:szCs w:val="28"/>
+        </w:rPr>
+      </w:pPr>
+      <w:r>
+        <w:rPr>
+          <w:rFonts w:ascii="Times New Roman" w:cs="Times New Roman" w:eastAsia="Times New Roman" w:hAnsi="Times New Roman"/>
+          <w:b w:val="1"/>
+          <w:sz w:val="28"/>
+          <w:szCs w:val="28"/>
+          <w:rtl w:val="0"/>
+        </w:rPr>
+        <w:t xml:space="preserve">In JavaScript</w:t>
+      </w:r>
+    </w:p>
+    <w:p>
+      <w:pPr>
+        <w:spacing w:after="240" w:before="240" w:lineRule="auto"/>
+        <w:rPr>
+          <w:rFonts w:ascii="Times New Roman" w:cs="Times New Roman" w:eastAsia="Times New Roman" w:hAnsi="Times New Roman"/>
+          <w:b w:val="1"/>
+          <w:sz w:val="36"/>
+          <w:szCs w:val="36"/>
+        </w:rPr>
+      </w:pPr>
+      <w:r>
+        <w:rPr>
+          <w:rFonts w:ascii="Times New Roman" w:cs="Times New Roman" w:eastAsia="Times New Roman" w:hAnsi="Times New Roman"/>
+          <w:b w:val="1"/>
+          <w:sz w:val="36"/>
+          <w:szCs w:val="36"/>
+          <w:rtl w:val="0"/>
+        </w:rPr>
+        <w:t xml:space="preserve"> </w:t>
+      </w:r>
+    </w:p>
+    <w:p>
+      <w:pPr>
+        <w:spacing w:after="240" w:before="240" w:lineRule="auto"/>
+        <w:rPr>
+          <w:rFonts w:ascii="Times New Roman" w:cs="Times New Roman" w:eastAsia="Times New Roman" w:hAnsi="Times New Roman"/>
+          <w:b w:val="1"/>
+          <w:sz w:val="24"/>
+          <w:szCs w:val="24"/>
+        </w:rPr>
+      </w:pPr>
+      <w:r>
+        <w:rPr>
+          <w:rFonts w:ascii="Times New Roman" w:cs="Times New Roman" w:eastAsia="Times New Roman" w:hAnsi="Times New Roman"/>
+          <w:b w:val="1"/>
+          <w:sz w:val="24"/>
+          <w:szCs w:val="24"/>
+          <w:rtl w:val="0"/>
+        </w:rPr>
+        <w:t xml:space="preserve">Reading a CSV</w:t>
+      </w:r>
+    </w:p>
+    <w:p>
+      <w:pPr>
+        <w:rPr>
+          <w:rFonts w:ascii="Times New Roman" w:cs="Times New Roman" w:eastAsia="Times New Roman" w:hAnsi="Times New Roman"/>
+          <w:b w:val="1"/>
+          <w:sz w:val="24"/>
+          <w:szCs w:val="24"/>
+        </w:rPr>
+      </w:pPr>
+      <w:r>
+        <w:rPr>
+          <w:rFonts w:ascii="Times New Roman" w:cs="Times New Roman" w:eastAsia="Times New Roman" w:hAnsi="Times New Roman"/>
+          <w:b w:val="1"/>
+          <w:sz w:val="24"/>
+          <w:szCs w:val="24"/>
+          <w:rtl w:val="0"/>
+        </w:rPr>
+        <w:t xml:space="preserve">const fs = require('fs');</w:t>
+      </w:r>
+    </w:p>
+    <w:p>
+      <w:pPr>
+        <w:rPr>
+          <w:rFonts w:ascii="Times New Roman" w:cs="Times New Roman" w:eastAsia="Times New Roman" w:hAnsi="Times New Roman"/>
+          <w:b w:val="1"/>
+          <w:sz w:val="24"/>
+          <w:szCs w:val="24"/>
+        </w:rPr>
+      </w:pPr>
+      <w:r>
+        <w:rPr>
+          <w:rFonts w:ascii="Times New Roman" w:cs="Times New Roman" w:eastAsia="Times New Roman" w:hAnsi="Times New Roman"/>
+          <w:b w:val="1"/>
+          <w:sz w:val="24"/>
+          <w:szCs w:val="24"/>
+          <w:rtl w:val="0"/>
+        </w:rPr>
+        <w:t xml:space="preserve">const Papa = require('papaparse');</w:t>
+      </w:r>
+    </w:p>
+    <w:p>
+      <w:pPr>
+        <w:rPr>
+          <w:rFonts w:ascii="Times New Roman" w:cs="Times New Roman" w:eastAsia="Times New Roman" w:hAnsi="Times New Roman"/>
+          <w:b w:val="1"/>
+          <w:sz w:val="24"/>
+          <w:szCs w:val="24"/>
+        </w:rPr>
+      </w:pPr>
+      <w:r>
+        <w:rPr>
+          <w:rtl w:val="0"/>
+        </w:rPr>
+      </w:r>
+    </w:p>
+    <w:p>
+      <w:pPr>
+        <w:rPr>
+          <w:rFonts w:ascii="Times New Roman" w:cs="Times New Roman" w:eastAsia="Times New Roman" w:hAnsi="Times New Roman"/>
+          <w:b w:val="1"/>
+          <w:sz w:val="24"/>
+          <w:szCs w:val="24"/>
+        </w:rPr>
+      </w:pPr>
+      <w:r>
+        <w:rPr>
+          <w:rtl w:val="0"/>
+        </w:rPr>
+      </w:r>
+    </w:p>
+    <w:p>
+      <w:pPr>
+        <w:rPr>
+          <w:rFonts w:ascii="Times New Roman" w:cs="Times New Roman" w:eastAsia="Times New Roman" w:hAnsi="Times New Roman"/>
+          <w:b w:val="1"/>
+          <w:sz w:val="24"/>
+          <w:szCs w:val="24"/>
+        </w:rPr>
+      </w:pPr>
+      <w:r>
+        <w:rPr>
+          <w:rFonts w:ascii="Times New Roman" w:cs="Times New Roman" w:eastAsia="Times New Roman" w:hAnsi="Times New Roman"/>
+          <w:b w:val="1"/>
+          <w:sz w:val="24"/>
+          <w:szCs w:val="24"/>
+          <w:rtl w:val="0"/>
+        </w:rPr>
+        <w:t xml:space="preserve">const csvFile = fs.readFileSync('data.csv', 'utf8');</w:t>
+      </w:r>
+    </w:p>
+    <w:p>
+      <w:pPr>
+        <w:rPr>
+          <w:rFonts w:ascii="Times New Roman" w:cs="Times New Roman" w:eastAsia="Times New Roman" w:hAnsi="Times New Roman"/>
+          <w:b w:val="1"/>
+          <w:sz w:val="24"/>
+          <w:szCs w:val="24"/>
+        </w:rPr>
+      </w:pPr>
+      <w:r>
+        <w:rPr>
+          <w:rFonts w:ascii="Times New Roman" w:cs="Times New Roman" w:eastAsia="Times New Roman" w:hAnsi="Times New Roman"/>
+          <w:b w:val="1"/>
+          <w:sz w:val="24"/>
+          <w:szCs w:val="24"/>
+          <w:rtl w:val="0"/>
+        </w:rPr>
+        <w:t xml:space="preserve">const result = Papa.parse(csvFile, {</w:t>
+      </w:r>
+    </w:p>
+    <w:p>
+      <w:pPr>
+        <w:rPr>
+          <w:rFonts w:ascii="Times New Roman" w:cs="Times New Roman" w:eastAsia="Times New Roman" w:hAnsi="Times New Roman"/>
+          <w:b w:val="1"/>
+          <w:sz w:val="24"/>
+          <w:szCs w:val="24"/>
+        </w:rPr>
+      </w:pPr>
+      <w:r>
+        <w:rPr>
+          <w:rFonts w:ascii="Times New Roman" w:cs="Times New Roman" w:eastAsia="Times New Roman" w:hAnsi="Times New Roman"/>
+          <w:b w:val="1"/>
+          <w:sz w:val="24"/>
+          <w:szCs w:val="24"/>
+          <w:rtl w:val="0"/>
+        </w:rPr>
+        <w:t xml:space="preserve">    header: true, // CSV has headers</w:t>
+      </w:r>
+    </w:p>
+    <w:p>
+      <w:pPr>
+        <w:rPr>
+          <w:rFonts w:ascii="Times New Roman" w:cs="Times New Roman" w:eastAsia="Times New Roman" w:hAnsi="Times New Roman"/>
+          <w:b w:val="1"/>
+          <w:sz w:val="24"/>
+          <w:szCs w:val="24"/>
+        </w:rPr>
+      </w:pPr>
+      <w:r>
+        <w:rPr>
+          <w:rFonts w:ascii="Times New Roman" w:cs="Times New Roman" w:eastAsia="Times New Roman" w:hAnsi="Times New Roman"/>
+          <w:b w:val="1"/>
+          <w:sz w:val="24"/>
+          <w:szCs w:val="24"/>
+          <w:rtl w:val="0"/>
+        </w:rPr>
+        <w:t xml:space="preserve">    skipEmptyLines: true</w:t>
+      </w:r>
+    </w:p>
+    <w:p>
+      <w:pPr>
+        <w:rPr>
+          <w:rFonts w:ascii="Times New Roman" w:cs="Times New Roman" w:eastAsia="Times New Roman" w:hAnsi="Times New Roman"/>
+          <w:b w:val="1"/>
+          <w:sz w:val="24"/>
+          <w:szCs w:val="24"/>
+        </w:rPr>
+      </w:pPr>
+      <w:r>
+        <w:rPr>
+          <w:rFonts w:ascii="Times New Roman" w:cs="Times New Roman" w:eastAsia="Times New Roman" w:hAnsi="Times New Roman"/>
+          <w:b w:val="1"/>
+          <w:sz w:val="24"/>
+          <w:szCs w:val="24"/>
+          <w:rtl w:val="0"/>
+        </w:rPr>
+        <w:t xml:space="preserve">});</w:t>
+      </w:r>
+    </w:p>
+    <w:p>
+      <w:pPr>
+        <w:rPr>
+          <w:rFonts w:ascii="Times New Roman" w:cs="Times New Roman" w:eastAsia="Times New Roman" w:hAnsi="Times New Roman"/>
+          <w:b w:val="1"/>
+          <w:sz w:val="24"/>
+          <w:szCs w:val="24"/>
+        </w:rPr>
+      </w:pPr>
+      <w:r>
+        <w:rPr>
+          <w:rtl w:val="0"/>
+        </w:rPr>
+      </w:r>
+    </w:p>
+    <w:p>
+      <w:pPr>
+        <w:rPr>
+          <w:rFonts w:ascii="Times New Roman" w:cs="Times New Roman" w:eastAsia="Times New Roman" w:hAnsi="Times New Roman"/>
+          <w:b w:val="1"/>
+          <w:sz w:val="24"/>
+          <w:szCs w:val="24"/>
+        </w:rPr>
+      </w:pPr>
+      <w:r>
+        <w:rPr>
+          <w:rFonts w:ascii="Times New Roman" w:cs="Times New Roman" w:eastAsia="Times New Roman" w:hAnsi="Times New Roman"/>
+          <w:b w:val="1"/>
+          <w:sz w:val="24"/>
+          <w:szCs w:val="24"/>
+          <w:rtl w:val="0"/>
+        </w:rPr>
+        <w:t xml:space="preserve">console.log(result.data);</w:t>
+      </w:r>
+    </w:p>
+    <w:p>
+      <w:pPr>
+        <w:rPr>
+          <w:rFonts w:ascii="Times New Roman" w:cs="Times New Roman" w:eastAsia="Times New Roman" w:hAnsi="Times New Roman"/>
+          <w:b w:val="1"/>
+          <w:sz w:val="24"/>
+          <w:szCs w:val="24"/>
+        </w:rPr>
+      </w:pPr>
+      <w:r>
+        <w:rPr>
+          <w:rtl w:val="0"/>
+        </w:rPr>
+      </w:r>
+    </w:p>
+    <w:p>
+      <w:pPr>
+        <w:rPr>
+          <w:rFonts w:ascii="Times New Roman" w:cs="Times New Roman" w:eastAsia="Times New Roman" w:hAnsi="Times New Roman"/>
+          <w:b w:val="1"/>
+          <w:sz w:val="24"/>
+          <w:szCs w:val="24"/>
+        </w:rPr>
+      </w:pPr>
+      <w:r>
+        <w:rPr>
+          <w:rtl w:val="0"/>
+        </w:rPr>
+      </w:r>
+    </w:p>
+    <w:p>
+      <w:pPr>
+        <w:jc w:val="center"/>
+        <w:rPr>
+          <w:rFonts w:ascii="Times New Roman" w:cs="Times New Roman" w:eastAsia="Times New Roman" w:hAnsi="Times New Roman"/>
+          <w:b w:val="1"/>
+          <w:sz w:val="36"/>
+          <w:szCs w:val="36"/>
+        </w:rPr>
+      </w:pPr>
+      <w:r>
+        <w:pict>
+          <v:rect style="width:0.0pt;height:1.5pt" o:hr="t" o:hrstd="t" o:hralign="center" fillcolor="#A0A0A0" stroked="f"/>
+        </w:pict>
+      </w:r>
+      <w:r>
+        <w:rPr>
+          <w:rtl w:val="0"/>
+        </w:rPr>
+      </w:r>
+    </w:p>
+    <w:p>
+      <w:pPr>
+        <w:spacing w:after="240" w:before="240" w:lineRule="auto"/>
+        <w:rPr>
+          <w:rFonts w:ascii="Times New Roman" w:cs="Times New Roman" w:eastAsia="Times New Roman" w:hAnsi="Times New Roman"/>
+          <w:b w:val="1"/>
+          <w:sz w:val="24"/>
+          <w:szCs w:val="24"/>
+        </w:rPr>
+      </w:pPr>
+      <w:r>
+        <w:rPr>
+          <w:rFonts w:ascii="Times New Roman" w:cs="Times New Roman" w:eastAsia="Times New Roman" w:hAnsi="Times New Roman"/>
+          <w:b w:val="1"/>
+          <w:sz w:val="24"/>
+          <w:szCs w:val="24"/>
+          <w:rtl w:val="0"/>
+        </w:rPr>
+        <w:t xml:space="preserve"> </w:t>
+      </w:r>
+    </w:p>
+    <w:p>
+      <w:pPr>
+        <w:spacing w:after="240" w:before="240" w:lineRule="auto"/>
+        <w:rPr>
+          <w:rFonts w:ascii="Times New Roman" w:cs="Times New Roman" w:eastAsia="Times New Roman" w:hAnsi="Times New Roman"/>
+          <w:b w:val="1"/>
+          <w:sz w:val="24"/>
+          <w:szCs w:val="24"/>
+        </w:rPr>
+      </w:pPr>
+      <w:r>
+        <w:rPr>
+          <w:rFonts w:ascii="Times New Roman" w:cs="Times New Roman" w:eastAsia="Times New Roman" w:hAnsi="Times New Roman"/>
+          <w:b w:val="1"/>
+          <w:sz w:val="24"/>
+          <w:szCs w:val="24"/>
+          <w:rtl w:val="0"/>
+        </w:rPr>
+        <w:t xml:space="preserve">Saving to CVS</w:t>
+      </w:r>
+    </w:p>
+    <w:p>
+      <w:pPr>
+        <w:spacing w:after="240" w:before="240" w:lineRule="auto"/>
+        <w:rPr>
+          <w:rFonts w:ascii="Times New Roman" w:cs="Times New Roman" w:eastAsia="Times New Roman" w:hAnsi="Times New Roman"/>
+          <w:sz w:val="24"/>
+          <w:szCs w:val="24"/>
+        </w:rPr>
+      </w:pPr>
+      <w:r>
+        <w:rPr>
+          <w:rFonts w:ascii="Times New Roman" w:cs="Times New Roman" w:eastAsia="Times New Roman" w:hAnsi="Times New Roman"/>
+          <w:sz w:val="24"/>
+          <w:szCs w:val="24"/>
+          <w:rtl w:val="0"/>
+        </w:rPr>
+        <w:t xml:space="preserve"> const fs = require('fs');</w:t>
+      </w:r>
+    </w:p>
+    <w:p>
+      <w:pPr>
+        <w:spacing w:after="240" w:before="240" w:lineRule="auto"/>
+        <w:rPr>
+          <w:rFonts w:ascii="Times New Roman" w:cs="Times New Roman" w:eastAsia="Times New Roman" w:hAnsi="Times New Roman"/>
+          <w:sz w:val="24"/>
+          <w:szCs w:val="24"/>
+        </w:rPr>
+      </w:pPr>
+      <w:r>
+        <w:rPr>
+          <w:rFonts w:ascii="Times New Roman" w:cs="Times New Roman" w:eastAsia="Times New Roman" w:hAnsi="Times New Roman"/>
+          <w:sz w:val="24"/>
+          <w:szCs w:val="24"/>
+          <w:rtl w:val="0"/>
+        </w:rPr>
+        <w:t xml:space="preserve">const Papa = require('papaparse');</w:t>
+      </w:r>
+    </w:p>
+    <w:p>
+      <w:pPr>
+        <w:spacing w:after="240" w:before="240" w:lineRule="auto"/>
+        <w:rPr>
+          <w:rFonts w:ascii="Times New Roman" w:cs="Times New Roman" w:eastAsia="Times New Roman" w:hAnsi="Times New Roman"/>
+          <w:sz w:val="24"/>
+          <w:szCs w:val="24"/>
+        </w:rPr>
+      </w:pPr>
+      <w:r>
+        <w:rPr>
+          <w:rtl w:val="0"/>
+        </w:rPr>
+      </w:r>
+    </w:p>
+    <w:p>
+      <w:pPr>
+        <w:spacing w:after="240" w:before="240" w:lineRule="auto"/>
+        <w:rPr>
+          <w:rFonts w:ascii="Times New Roman" w:cs="Times New Roman" w:eastAsia="Times New Roman" w:hAnsi="Times New Roman"/>
+          <w:sz w:val="24"/>
+          <w:szCs w:val="24"/>
+        </w:rPr>
+      </w:pPr>
+      <w:r>
+        <w:rPr>
+          <w:rFonts w:ascii="Times New Roman" w:cs="Times New Roman" w:eastAsia="Times New Roman" w:hAnsi="Times New Roman"/>
+          <w:sz w:val="24"/>
+          <w:szCs w:val="24"/>
+          <w:rtl w:val="0"/>
+        </w:rPr>
+        <w:t xml:space="preserve">const data = [</w:t>
+      </w:r>
+    </w:p>
+    <w:p>
+      <w:pPr>
+        <w:spacing w:after="240" w:before="240" w:lineRule="auto"/>
+        <w:rPr>
+          <w:rFonts w:ascii="Times New Roman" w:cs="Times New Roman" w:eastAsia="Times New Roman" w:hAnsi="Times New Roman"/>
+          <w:sz w:val="24"/>
+          <w:szCs w:val="24"/>
+        </w:rPr>
+      </w:pPr>
+      <w:r>
+        <w:rPr>
+          <w:rFonts w:ascii="Times New Roman" w:cs="Times New Roman" w:eastAsia="Times New Roman" w:hAnsi="Times New Roman"/>
+          <w:sz w:val="24"/>
+          <w:szCs w:val="24"/>
+          <w:rtl w:val="0"/>
+        </w:rPr>
+        <w:t xml:space="preserve">    { name: "Alice", age: 25 },</w:t>
+      </w:r>
+    </w:p>
+    <w:p>
+      <w:pPr>
+        <w:spacing w:after="240" w:before="240" w:lineRule="auto"/>
+        <w:rPr>
+          <w:rFonts w:ascii="Times New Roman" w:cs="Times New Roman" w:eastAsia="Times New Roman" w:hAnsi="Times New Roman"/>
+          <w:sz w:val="24"/>
+          <w:szCs w:val="24"/>
+        </w:rPr>
+      </w:pPr>
+      <w:r>
+        <w:rPr>
+          <w:rFonts w:ascii="Times New Roman" w:cs="Times New Roman" w:eastAsia="Times New Roman" w:hAnsi="Times New Roman"/>
+          <w:sz w:val="24"/>
+          <w:szCs w:val="24"/>
+          <w:rtl w:val="0"/>
+        </w:rPr>
+        <w:t xml:space="preserve">    { name: "Bob", age: 30 }</w:t>
+      </w:r>
+    </w:p>
+    <w:p>
+      <w:pPr>
+        <w:spacing w:after="240" w:before="240" w:lineRule="auto"/>
+        <w:rPr>
+          <w:rFonts w:ascii="Times New Roman" w:cs="Times New Roman" w:eastAsia="Times New Roman" w:hAnsi="Times New Roman"/>
+          <w:sz w:val="24"/>
+          <w:szCs w:val="24"/>
+        </w:rPr>
+      </w:pPr>
+      <w:r>
+        <w:rPr>
+          <w:rFonts w:ascii="Times New Roman" w:cs="Times New Roman" w:eastAsia="Times New Roman" w:hAnsi="Times New Roman"/>
+          <w:sz w:val="24"/>
+          <w:szCs w:val="24"/>
+          <w:rtl w:val="0"/>
+        </w:rPr>
+        <w:t xml:space="preserve">];</w:t>
+      </w:r>
+    </w:p>
+    <w:p>
+      <w:pPr>
+        <w:spacing w:after="240" w:before="240" w:lineRule="auto"/>
+        <w:rPr>
+          <w:rFonts w:ascii="Times New Roman" w:cs="Times New Roman" w:eastAsia="Times New Roman" w:hAnsi="Times New Roman"/>
+          <w:sz w:val="24"/>
+          <w:szCs w:val="24"/>
+        </w:rPr>
+      </w:pPr>
+      <w:r>
+        <w:rPr>
+          <w:rtl w:val="0"/>
+        </w:rPr>
+      </w:r>
+    </w:p>
+    <w:p>
+      <w:pPr>
+        <w:spacing w:after="240" w:before="240" w:lineRule="auto"/>
+        <w:rPr>
+          <w:rFonts w:ascii="Times New Roman" w:cs="Times New Roman" w:eastAsia="Times New Roman" w:hAnsi="Times New Roman"/>
+          <w:sz w:val="24"/>
+          <w:szCs w:val="24"/>
+        </w:rPr>
+      </w:pPr>
+      <w:r>
+        <w:rPr>
+          <w:rFonts w:ascii="Cardo" w:cs="Cardo" w:eastAsia="Cardo" w:hAnsi="Cardo"/>
+          <w:sz w:val="24"/>
+          <w:szCs w:val="24"/>
+          <w:rtl w:val="0"/>
+        </w:rPr>
+        <w:t xml:space="preserve">// Convert JSON → CSV</w:t>
+      </w:r>
+    </w:p>
+    <w:p>
+      <w:pPr>
+        <w:spacing w:after="240" w:before="240" w:lineRule="auto"/>
+        <w:rPr>
+          <w:rFonts w:ascii="Times New Roman" w:cs="Times New Roman" w:eastAsia="Times New Roman" w:hAnsi="Times New Roman"/>
+          <w:sz w:val="24"/>
+          <w:szCs w:val="24"/>
+        </w:rPr>
+      </w:pPr>
+      <w:r>
+        <w:rPr>
+          <w:rFonts w:ascii="Times New Roman" w:cs="Times New Roman" w:eastAsia="Times New Roman" w:hAnsi="Times New Roman"/>
+          <w:sz w:val="24"/>
+          <w:szCs w:val="24"/>
+          <w:rtl w:val="0"/>
+        </w:rPr>
+        <w:t xml:space="preserve">const csv = Papa.unparse(data);</w:t>
+      </w:r>
+    </w:p>
+    <w:p>
+      <w:pPr>
+        <w:spacing w:after="240" w:before="240" w:lineRule="auto"/>
+        <w:rPr>
+          <w:rFonts w:ascii="Times New Roman" w:cs="Times New Roman" w:eastAsia="Times New Roman" w:hAnsi="Times New Roman"/>
+          <w:sz w:val="24"/>
+          <w:szCs w:val="24"/>
+        </w:rPr>
+      </w:pPr>
+      <w:r>
+        <w:rPr>
+          <w:rtl w:val="0"/>
+        </w:rPr>
+      </w:r>
+    </w:p>
+    <w:p>
+      <w:pPr>
+        <w:spacing w:after="240" w:before="240" w:lineRule="auto"/>
+        <w:rPr>
+          <w:rFonts w:ascii="Times New Roman" w:cs="Times New Roman" w:eastAsia="Times New Roman" w:hAnsi="Times New Roman"/>
+          <w:sz w:val="24"/>
+          <w:szCs w:val="24"/>
+        </w:rPr>
+      </w:pPr>
+      <w:r>
+        <w:rPr>
+          <w:rtl w:val="0"/>
+        </w:rPr>
+      </w:r>
+    </w:p>
+    <w:p>
+      <w:pPr>
+        <w:spacing w:after="240" w:before="240" w:lineRule="auto"/>
+        <w:rPr>
+          <w:rFonts w:ascii="Times New Roman" w:cs="Times New Roman" w:eastAsia="Times New Roman" w:hAnsi="Times New Roman"/>
+          <w:sz w:val="24"/>
+          <w:szCs w:val="24"/>
+        </w:rPr>
+      </w:pPr>
+      <w:r>
+        <w:rPr>
+          <w:rFonts w:ascii="Times New Roman" w:cs="Times New Roman" w:eastAsia="Times New Roman" w:hAnsi="Times New Roman"/>
+          <w:sz w:val="24"/>
+          <w:szCs w:val="24"/>
+          <w:rtl w:val="0"/>
+        </w:rPr>
+        <w:t xml:space="preserve">fs.writeFileSync('output.csv', csv);</w:t>
+      </w:r>
+    </w:p>
+    <w:p>
+      <w:pPr>
+        <w:spacing w:after="240" w:before="240" w:lineRule="auto"/>
+        <w:rPr>
+          <w:rFonts w:ascii="Times New Roman" w:cs="Times New Roman" w:eastAsia="Times New Roman" w:hAnsi="Times New Roman"/>
+          <w:sz w:val="24"/>
+          <w:szCs w:val="24"/>
+        </w:rPr>
+      </w:pPr>
+      <w:r>
+        <w:rPr>
+          <w:rtl w:val="0"/>
+        </w:rPr>
+      </w:r>
+    </w:p>
+    <w:p>
+      <w:pPr>
+        <w:spacing w:after="240" w:before="240" w:lineRule="auto"/>
+        <w:rPr>
+          <w:rFonts w:ascii="Times New Roman" w:cs="Times New Roman" w:eastAsia="Times New Roman" w:hAnsi="Times New Roman"/>
+          <w:sz w:val="24"/>
+          <w:szCs w:val="24"/>
+        </w:rPr>
+      </w:pPr>
+      <w:r>
+        <w:rPr>
+          <w:rFonts w:ascii="Times New Roman" w:cs="Times New Roman" w:eastAsia="Times New Roman" w:hAnsi="Times New Roman"/>
+          <w:sz w:val="24"/>
+          <w:szCs w:val="24"/>
+          <w:rtl w:val="0"/>
+        </w:rPr>
+        <w:t xml:space="preserve">console.log("CSV file saved!");</w:t>
+      </w:r>
+    </w:p>
+    <w:p>
+      <w:pPr>
+        <w:spacing w:after="240" w:before="240" w:lineRule="auto"/>
+        <w:rPr>
+          <w:rFonts w:ascii="Times New Roman" w:cs="Times New Roman" w:eastAsia="Times New Roman" w:hAnsi="Times New Roman"/>
+          <w:b w:val="1"/>
+          <w:sz w:val="24"/>
+          <w:szCs w:val="24"/>
+        </w:rPr>
+      </w:pPr>
+      <w:r>
+        <w:rPr>
+          <w:rtl w:val="0"/>
+        </w:rPr>
+      </w:r>
+    </w:p>
+    <w:p>
+      <w:pPr>
+        <w:spacing w:after="240" w:before="240" w:lineRule="auto"/>
+        <w:rPr>
+          <w:rFonts w:ascii="Times New Roman" w:cs="Times New Roman" w:eastAsia="Times New Roman" w:hAnsi="Times New Roman"/>
+          <w:b w:val="1"/>
+          <w:sz w:val="24"/>
+          <w:szCs w:val="24"/>
+        </w:rPr>
+      </w:pPr>
+      <w:r>
+        <w:rPr>
+          <w:rtl w:val="0"/>
+        </w:rPr>
+      </w:r>
+    </w:p>
+    <w:p>
+      <w:pPr>
+        <w:spacing w:after="240" w:before="240" w:lineRule="auto"/>
+        <w:rPr>
+          <w:rFonts w:ascii="Times New Roman" w:cs="Times New Roman" w:eastAsia="Times New Roman" w:hAnsi="Times New Roman"/>
+          <w:b w:val="1"/>
+          <w:sz w:val="24"/>
+          <w:szCs w:val="24"/>
+        </w:rPr>
+      </w:pPr>
+      <w:r>
+        <w:rPr>
+          <w:rFonts w:ascii="Times New Roman" w:cs="Times New Roman" w:eastAsia="Times New Roman" w:hAnsi="Times New Roman"/>
+          <w:b w:val="1"/>
+          <w:sz w:val="24"/>
+          <w:szCs w:val="24"/>
+          <w:rtl w:val="0"/>
+        </w:rPr>
+        <w:t xml:space="preserve"> </w:t>
+      </w:r>
+    </w:p>
+    <w:p>
+      <w:pPr>
+        <w:jc w:val="center"/>
+        <w:rPr>
+          <w:rFonts w:ascii="Times New Roman" w:cs="Times New Roman" w:eastAsia="Times New Roman" w:hAnsi="Times New Roman"/>
+          <w:b w:val="1"/>
+          <w:sz w:val="36"/>
+          <w:szCs w:val="36"/>
+        </w:rPr>
+      </w:pPr>
+      <w:r>
+        <w:pict>
+          <v:rect style="width:0.0pt;height:1.5pt" o:hr="t" o:hrstd="t" o:hralign="center" fillcolor="#A0A0A0" stroked="f"/>
+        </w:pict>
+      </w:r>
+      <w:r>
+        <w:rPr>
+          <w:rtl w:val="0"/>
+        </w:rPr>
+      </w:r>
+    </w:p>
+    <w:p>
+      <w:pPr>
+        <w:spacing w:after="240" w:before="240" w:lineRule="auto"/>
+        <w:rPr>
+          <w:rFonts w:ascii="Times New Roman" w:cs="Times New Roman" w:eastAsia="Times New Roman" w:hAnsi="Times New Roman"/>
+          <w:b w:val="1"/>
+          <w:sz w:val="24"/>
+          <w:szCs w:val="24"/>
+        </w:rPr>
+      </w:pPr>
+      <w:r>
+        <w:rPr>
+          <w:rFonts w:ascii="Times New Roman" w:cs="Times New Roman" w:eastAsia="Times New Roman" w:hAnsi="Times New Roman"/>
+          <w:b w:val="1"/>
+          <w:sz w:val="24"/>
+          <w:szCs w:val="24"/>
+          <w:rtl w:val="0"/>
+        </w:rPr>
+        <w:t xml:space="preserve"> </w:t>
+      </w:r>
+    </w:p>
+    <w:p>
+      <w:pPr>
+        <w:spacing w:after="240" w:before="240" w:lineRule="auto"/>
+        <w:rPr>
+          <w:rFonts w:ascii="Times New Roman" w:cs="Times New Roman" w:eastAsia="Times New Roman" w:hAnsi="Times New Roman"/>
+          <w:b w:val="1"/>
+          <w:sz w:val="24"/>
+          <w:szCs w:val="24"/>
+        </w:rPr>
+      </w:pPr>
+      <w:r>
+        <w:rPr>
+          <w:rFonts w:ascii="Times New Roman" w:cs="Times New Roman" w:eastAsia="Times New Roman" w:hAnsi="Times New Roman"/>
+          <w:b w:val="1"/>
+          <w:sz w:val="24"/>
+          <w:szCs w:val="24"/>
+          <w:rtl w:val="0"/>
+        </w:rPr>
+        <w:t xml:space="preserve">Saving to txt</w:t>
+      </w:r>
+    </w:p>
+    <w:p>
+      <w:pPr>
+        <w:spacing w:after="240" w:before="240" w:lineRule="auto"/>
+        <w:rPr>
+          <w:rFonts w:ascii="Times New Roman" w:cs="Times New Roman" w:eastAsia="Times New Roman" w:hAnsi="Times New Roman"/>
+          <w:sz w:val="24"/>
+          <w:szCs w:val="24"/>
+        </w:rPr>
+      </w:pPr>
+      <w:r>
+        <w:rPr>
+          <w:rFonts w:ascii="Times New Roman" w:cs="Times New Roman" w:eastAsia="Times New Roman" w:hAnsi="Times New Roman"/>
+          <w:sz w:val="24"/>
+          <w:szCs w:val="24"/>
+          <w:rtl w:val="0"/>
+        </w:rPr>
+        <w:t xml:space="preserve">  const fs = require('fs');</w:t>
+      </w:r>
+    </w:p>
+    <w:p>
+      <w:pPr>
+        <w:spacing w:after="240" w:before="240" w:lineRule="auto"/>
+        <w:rPr>
+          <w:rFonts w:ascii="Times New Roman" w:cs="Times New Roman" w:eastAsia="Times New Roman" w:hAnsi="Times New Roman"/>
+          <w:sz w:val="24"/>
+          <w:szCs w:val="24"/>
+        </w:rPr>
+      </w:pPr>
+      <w:r>
+        <w:rPr>
+          <w:rtl w:val="0"/>
+        </w:rPr>
+      </w:r>
+    </w:p>
+    <w:p>
+      <w:pPr>
+        <w:spacing w:after="240" w:before="240" w:lineRule="auto"/>
+        <w:rPr>
+          <w:rFonts w:ascii="Times New Roman" w:cs="Times New Roman" w:eastAsia="Times New Roman" w:hAnsi="Times New Roman"/>
+          <w:sz w:val="24"/>
+          <w:szCs w:val="24"/>
+        </w:rPr>
+      </w:pPr>
+      <w:r>
+        <w:rPr>
+          <w:rFonts w:ascii="Times New Roman" w:cs="Times New Roman" w:eastAsia="Times New Roman" w:hAnsi="Times New Roman"/>
+          <w:sz w:val="24"/>
+          <w:szCs w:val="24"/>
+          <w:rtl w:val="0"/>
+        </w:rPr>
+        <w:t xml:space="preserve">const data = "Hello, this is a text file.\nYou can write multiple lines.\n";</w:t>
+      </w:r>
+    </w:p>
+    <w:p>
+      <w:pPr>
+        <w:spacing w:after="240" w:before="240" w:lineRule="auto"/>
+        <w:rPr>
+          <w:rFonts w:ascii="Times New Roman" w:cs="Times New Roman" w:eastAsia="Times New Roman" w:hAnsi="Times New Roman"/>
+          <w:sz w:val="24"/>
+          <w:szCs w:val="24"/>
+        </w:rPr>
+      </w:pPr>
+      <w:r>
+        <w:rPr>
+          <w:rtl w:val="0"/>
+        </w:rPr>
+      </w:r>
+    </w:p>
+    <w:p>
+      <w:pPr>
+        <w:spacing w:after="240" w:before="240" w:lineRule="auto"/>
+        <w:rPr>
+          <w:rFonts w:ascii="Times New Roman" w:cs="Times New Roman" w:eastAsia="Times New Roman" w:hAnsi="Times New Roman"/>
+          <w:sz w:val="24"/>
+          <w:szCs w:val="24"/>
+        </w:rPr>
+      </w:pPr>
+      <w:r>
+        <w:rPr>
+          <w:rFonts w:ascii="Times New Roman" w:cs="Times New Roman" w:eastAsia="Times New Roman" w:hAnsi="Times New Roman"/>
+          <w:sz w:val="24"/>
+          <w:szCs w:val="24"/>
+          <w:rtl w:val="0"/>
+        </w:rPr>
+        <w:t xml:space="preserve">// Save file</w:t>
+      </w:r>
+    </w:p>
+    <w:p>
+      <w:pPr>
+        <w:spacing w:after="240" w:before="240" w:lineRule="auto"/>
+        <w:rPr>
+          <w:rFonts w:ascii="Times New Roman" w:cs="Times New Roman" w:eastAsia="Times New Roman" w:hAnsi="Times New Roman"/>
+          <w:sz w:val="24"/>
+          <w:szCs w:val="24"/>
+        </w:rPr>
+      </w:pPr>
+      <w:r>
+        <w:rPr>
+          <w:rFonts w:ascii="Times New Roman" w:cs="Times New Roman" w:eastAsia="Times New Roman" w:hAnsi="Times New Roman"/>
+          <w:sz w:val="24"/>
+          <w:szCs w:val="24"/>
+          <w:rtl w:val="0"/>
+        </w:rPr>
+        <w:t xml:space="preserve">fs.writeFileSync('output.txt', data);</w:t>
+      </w:r>
+    </w:p>
+    <w:p>
+      <w:pPr>
+        <w:spacing w:after="240" w:before="240" w:lineRule="auto"/>
+        <w:rPr>
+          <w:rFonts w:ascii="Times New Roman" w:cs="Times New Roman" w:eastAsia="Times New Roman" w:hAnsi="Times New Roman"/>
+          <w:sz w:val="24"/>
+          <w:szCs w:val="24"/>
+        </w:rPr>
+      </w:pPr>
+      <w:r>
+        <w:rPr>
+          <w:rtl w:val="0"/>
+        </w:rPr>
+      </w:r>
+    </w:p>
+    <w:p>
+      <w:pPr>
+        <w:spacing w:after="240" w:before="240" w:lineRule="auto"/>
+        <w:rPr>
+          <w:rFonts w:ascii="Times New Roman" w:cs="Times New Roman" w:eastAsia="Times New Roman" w:hAnsi="Times New Roman"/>
+          <w:sz w:val="24"/>
+          <w:szCs w:val="24"/>
+        </w:rPr>
+      </w:pPr>
+      <w:r>
+        <w:rPr>
+          <w:rFonts w:ascii="Times New Roman" w:cs="Times New Roman" w:eastAsia="Times New Roman" w:hAnsi="Times New Roman"/>
+          <w:sz w:val="24"/>
+          <w:szCs w:val="24"/>
+          <w:rtl w:val="0"/>
+        </w:rPr>
+        <w:t xml:space="preserve">console.log("TXT file saved!");</w:t>
+      </w:r>
+    </w:p>
+    <w:p>
+      <w:pPr>
+        <w:spacing w:after="240" w:before="240" w:lineRule="auto"/>
+        <w:rPr>
+          <w:rFonts w:ascii="Times New Roman" w:cs="Times New Roman" w:eastAsia="Times New Roman" w:hAnsi="Times New Roman"/>
+          <w:b w:val="1"/>
+          <w:sz w:val="36"/>
+          <w:szCs w:val="36"/>
+        </w:rPr>
+      </w:pPr>
+      <w:r>
+        <w:rPr>
+          <w:rtl w:val="0"/>
+        </w:rPr>
+      </w:r>
+    </w:p>
+    <w:p>
+      <w:pPr>
+        <w:spacing w:after="240" w:before="240" w:lineRule="auto"/>
+        <w:rPr>
+          <w:rFonts w:ascii="Times New Roman" w:cs="Times New Roman" w:eastAsia="Times New Roman" w:hAnsi="Times New Roman"/>
+          <w:b w:val="1"/>
+          <w:sz w:val="36"/>
+          <w:szCs w:val="36"/>
+        </w:rPr>
+      </w:pPr>
+      <w:r>
+        <w:rPr>
+          <w:rtl w:val="0"/>
+        </w:rPr>
+      </w:r>
+    </w:p>
+    <w:p>
+      <w:pPr>
+        <w:rPr>
+          <w:rFonts w:ascii="Times New Roman" w:cs="Times New Roman" w:eastAsia="Times New Roman" w:hAnsi="Times New Roman"/>
+          <w:b w:val="1"/>
+          <w:sz w:val="28"/>
+          <w:szCs w:val="28"/>
+        </w:rPr>
+      </w:pPr>
+      <w:r>
+        <w:rPr>
+          <w:rtl w:val="0"/>
+        </w:rPr>
+      </w:r>
+    </w:p>
+    <w:p>
+      <w:pPr>
+        <w:rPr>
+          <w:rFonts w:ascii="Times New Roman" w:cs="Times New Roman" w:eastAsia="Times New Roman" w:hAnsi="Times New Roman"/>
+          <w:b w:val="1"/>
+          <w:sz w:val="36"/>
+          <w:szCs w:val="36"/>
+        </w:rPr>
+      </w:pPr>
+      <w:r>
+        <w:rPr>
+          <w:rtl w:val="0"/>
+        </w:rPr>
       </w:r>
     </w:p>
     <w:p>
